--- a/Bò_Né_Mỹ_Cảnh.docx
+++ b/Bò_Né_Mỹ_Cảnh.docx
@@ -442,7 +442,11 @@
           </w:pPr>
           <w:r>
             <w:fldChar w:fldCharType="begin"/>
+          </w:r>
+          <w:r>
             <w:instrText xml:space="preserve"> TOC \o "1-3" \h \z \u </w:instrText>
+          </w:r>
+          <w:r>
             <w:fldChar w:fldCharType="separate"/>
           </w:r>
           <w:hyperlink w:anchor="_Toc231381253" w:history="1">
@@ -459,10 +463,46 @@
                 <w:webHidden/>
               </w:rPr>
               <w:tab/>
+            </w:r>
+            <w:r>
+              <w:rPr>
+                <w:noProof/>
+                <w:webHidden/>
+              </w:rPr>
               <w:fldChar w:fldCharType="begin"/>
+            </w:r>
+            <w:r>
+              <w:rPr>
+                <w:noProof/>
+                <w:webHidden/>
+              </w:rPr>
               <w:instrText xml:space="preserve"> PAGEREF _Toc231381253 \h </w:instrText>
+            </w:r>
+            <w:r>
+              <w:rPr>
+                <w:noProof/>
+                <w:webHidden/>
+              </w:rPr>
+            </w:r>
+            <w:r>
+              <w:rPr>
+                <w:noProof/>
+                <w:webHidden/>
+              </w:rPr>
               <w:fldChar w:fldCharType="separate"/>
+            </w:r>
+            <w:r>
+              <w:rPr>
+                <w:noProof/>
+                <w:webHidden/>
+              </w:rPr>
               <w:t>5</w:t>
+            </w:r>
+            <w:r>
+              <w:rPr>
+                <w:noProof/>
+                <w:webHidden/>
+              </w:rPr>
               <w:fldChar w:fldCharType="end"/>
             </w:r>
           </w:hyperlink>
@@ -497,10 +537,46 @@
                 <w:webHidden/>
               </w:rPr>
               <w:tab/>
+            </w:r>
+            <w:r>
+              <w:rPr>
+                <w:noProof/>
+                <w:webHidden/>
+              </w:rPr>
               <w:fldChar w:fldCharType="begin"/>
+            </w:r>
+            <w:r>
+              <w:rPr>
+                <w:noProof/>
+                <w:webHidden/>
+              </w:rPr>
               <w:instrText xml:space="preserve"> PAGEREF _Toc231381254 \h </w:instrText>
+            </w:r>
+            <w:r>
+              <w:rPr>
+                <w:noProof/>
+                <w:webHidden/>
+              </w:rPr>
+            </w:r>
+            <w:r>
+              <w:rPr>
+                <w:noProof/>
+                <w:webHidden/>
+              </w:rPr>
               <w:fldChar w:fldCharType="separate"/>
+            </w:r>
+            <w:r>
+              <w:rPr>
+                <w:noProof/>
+                <w:webHidden/>
+              </w:rPr>
               <w:t>5</w:t>
+            </w:r>
+            <w:r>
+              <w:rPr>
+                <w:noProof/>
+                <w:webHidden/>
+              </w:rPr>
               <w:fldChar w:fldCharType="end"/>
             </w:r>
           </w:hyperlink>
@@ -535,10 +611,46 @@
                 <w:webHidden/>
               </w:rPr>
               <w:tab/>
+            </w:r>
+            <w:r>
+              <w:rPr>
+                <w:noProof/>
+                <w:webHidden/>
+              </w:rPr>
               <w:fldChar w:fldCharType="begin"/>
+            </w:r>
+            <w:r>
+              <w:rPr>
+                <w:noProof/>
+                <w:webHidden/>
+              </w:rPr>
               <w:instrText xml:space="preserve"> PAGEREF _Toc231381255 \h </w:instrText>
+            </w:r>
+            <w:r>
+              <w:rPr>
+                <w:noProof/>
+                <w:webHidden/>
+              </w:rPr>
+            </w:r>
+            <w:r>
+              <w:rPr>
+                <w:noProof/>
+                <w:webHidden/>
+              </w:rPr>
               <w:fldChar w:fldCharType="separate"/>
+            </w:r>
+            <w:r>
+              <w:rPr>
+                <w:noProof/>
+                <w:webHidden/>
+              </w:rPr>
               <w:t>5</w:t>
+            </w:r>
+            <w:r>
+              <w:rPr>
+                <w:noProof/>
+                <w:webHidden/>
+              </w:rPr>
               <w:fldChar w:fldCharType="end"/>
             </w:r>
           </w:hyperlink>
@@ -573,10 +685,46 @@
                 <w:webHidden/>
               </w:rPr>
               <w:tab/>
+            </w:r>
+            <w:r>
+              <w:rPr>
+                <w:noProof/>
+                <w:webHidden/>
+              </w:rPr>
               <w:fldChar w:fldCharType="begin"/>
+            </w:r>
+            <w:r>
+              <w:rPr>
+                <w:noProof/>
+                <w:webHidden/>
+              </w:rPr>
               <w:instrText xml:space="preserve"> PAGEREF _Toc231381256 \h </w:instrText>
+            </w:r>
+            <w:r>
+              <w:rPr>
+                <w:noProof/>
+                <w:webHidden/>
+              </w:rPr>
+            </w:r>
+            <w:r>
+              <w:rPr>
+                <w:noProof/>
+                <w:webHidden/>
+              </w:rPr>
               <w:fldChar w:fldCharType="separate"/>
+            </w:r>
+            <w:r>
+              <w:rPr>
+                <w:noProof/>
+                <w:webHidden/>
+              </w:rPr>
               <w:t>5</w:t>
+            </w:r>
+            <w:r>
+              <w:rPr>
+                <w:noProof/>
+                <w:webHidden/>
+              </w:rPr>
               <w:fldChar w:fldCharType="end"/>
             </w:r>
           </w:hyperlink>
@@ -611,10 +759,46 @@
                 <w:webHidden/>
               </w:rPr>
               <w:tab/>
+            </w:r>
+            <w:r>
+              <w:rPr>
+                <w:noProof/>
+                <w:webHidden/>
+              </w:rPr>
               <w:fldChar w:fldCharType="begin"/>
+            </w:r>
+            <w:r>
+              <w:rPr>
+                <w:noProof/>
+                <w:webHidden/>
+              </w:rPr>
               <w:instrText xml:space="preserve"> PAGEREF _Toc231381257 \h </w:instrText>
+            </w:r>
+            <w:r>
+              <w:rPr>
+                <w:noProof/>
+                <w:webHidden/>
+              </w:rPr>
+            </w:r>
+            <w:r>
+              <w:rPr>
+                <w:noProof/>
+                <w:webHidden/>
+              </w:rPr>
               <w:fldChar w:fldCharType="separate"/>
+            </w:r>
+            <w:r>
+              <w:rPr>
+                <w:noProof/>
+                <w:webHidden/>
+              </w:rPr>
               <w:t>6</w:t>
+            </w:r>
+            <w:r>
+              <w:rPr>
+                <w:noProof/>
+                <w:webHidden/>
+              </w:rPr>
               <w:fldChar w:fldCharType="end"/>
             </w:r>
           </w:hyperlink>
@@ -649,10 +833,46 @@
                 <w:webHidden/>
               </w:rPr>
               <w:tab/>
+            </w:r>
+            <w:r>
+              <w:rPr>
+                <w:noProof/>
+                <w:webHidden/>
+              </w:rPr>
               <w:fldChar w:fldCharType="begin"/>
+            </w:r>
+            <w:r>
+              <w:rPr>
+                <w:noProof/>
+                <w:webHidden/>
+              </w:rPr>
               <w:instrText xml:space="preserve"> PAGEREF _Toc231381258 \h </w:instrText>
+            </w:r>
+            <w:r>
+              <w:rPr>
+                <w:noProof/>
+                <w:webHidden/>
+              </w:rPr>
+            </w:r>
+            <w:r>
+              <w:rPr>
+                <w:noProof/>
+                <w:webHidden/>
+              </w:rPr>
               <w:fldChar w:fldCharType="separate"/>
+            </w:r>
+            <w:r>
+              <w:rPr>
+                <w:noProof/>
+                <w:webHidden/>
+              </w:rPr>
               <w:t>8</w:t>
+            </w:r>
+            <w:r>
+              <w:rPr>
+                <w:noProof/>
+                <w:webHidden/>
+              </w:rPr>
               <w:fldChar w:fldCharType="end"/>
             </w:r>
           </w:hyperlink>
@@ -687,10 +907,46 @@
                 <w:webHidden/>
               </w:rPr>
               <w:tab/>
+            </w:r>
+            <w:r>
+              <w:rPr>
+                <w:noProof/>
+                <w:webHidden/>
+              </w:rPr>
               <w:fldChar w:fldCharType="begin"/>
+            </w:r>
+            <w:r>
+              <w:rPr>
+                <w:noProof/>
+                <w:webHidden/>
+              </w:rPr>
               <w:instrText xml:space="preserve"> PAGEREF _Toc231381259 \h </w:instrText>
+            </w:r>
+            <w:r>
+              <w:rPr>
+                <w:noProof/>
+                <w:webHidden/>
+              </w:rPr>
+            </w:r>
+            <w:r>
+              <w:rPr>
+                <w:noProof/>
+                <w:webHidden/>
+              </w:rPr>
               <w:fldChar w:fldCharType="separate"/>
+            </w:r>
+            <w:r>
+              <w:rPr>
+                <w:noProof/>
+                <w:webHidden/>
+              </w:rPr>
               <w:t>9</w:t>
+            </w:r>
+            <w:r>
+              <w:rPr>
+                <w:noProof/>
+                <w:webHidden/>
+              </w:rPr>
               <w:fldChar w:fldCharType="end"/>
             </w:r>
           </w:hyperlink>
@@ -725,10 +981,46 @@
                 <w:webHidden/>
               </w:rPr>
               <w:tab/>
+            </w:r>
+            <w:r>
+              <w:rPr>
+                <w:noProof/>
+                <w:webHidden/>
+              </w:rPr>
               <w:fldChar w:fldCharType="begin"/>
+            </w:r>
+            <w:r>
+              <w:rPr>
+                <w:noProof/>
+                <w:webHidden/>
+              </w:rPr>
               <w:instrText xml:space="preserve"> PAGEREF _Toc231381260 \h </w:instrText>
+            </w:r>
+            <w:r>
+              <w:rPr>
+                <w:noProof/>
+                <w:webHidden/>
+              </w:rPr>
+            </w:r>
+            <w:r>
+              <w:rPr>
+                <w:noProof/>
+                <w:webHidden/>
+              </w:rPr>
               <w:fldChar w:fldCharType="separate"/>
+            </w:r>
+            <w:r>
+              <w:rPr>
+                <w:noProof/>
+                <w:webHidden/>
+              </w:rPr>
               <w:t>10</w:t>
+            </w:r>
+            <w:r>
+              <w:rPr>
+                <w:noProof/>
+                <w:webHidden/>
+              </w:rPr>
               <w:fldChar w:fldCharType="end"/>
             </w:r>
           </w:hyperlink>
@@ -763,10 +1055,46 @@
                 <w:webHidden/>
               </w:rPr>
               <w:tab/>
+            </w:r>
+            <w:r>
+              <w:rPr>
+                <w:noProof/>
+                <w:webHidden/>
+              </w:rPr>
               <w:fldChar w:fldCharType="begin"/>
+            </w:r>
+            <w:r>
+              <w:rPr>
+                <w:noProof/>
+                <w:webHidden/>
+              </w:rPr>
               <w:instrText xml:space="preserve"> PAGEREF _Toc231381261 \h </w:instrText>
+            </w:r>
+            <w:r>
+              <w:rPr>
+                <w:noProof/>
+                <w:webHidden/>
+              </w:rPr>
+            </w:r>
+            <w:r>
+              <w:rPr>
+                <w:noProof/>
+                <w:webHidden/>
+              </w:rPr>
               <w:fldChar w:fldCharType="separate"/>
+            </w:r>
+            <w:r>
+              <w:rPr>
+                <w:noProof/>
+                <w:webHidden/>
+              </w:rPr>
               <w:t>10</w:t>
+            </w:r>
+            <w:r>
+              <w:rPr>
+                <w:noProof/>
+                <w:webHidden/>
+              </w:rPr>
               <w:fldChar w:fldCharType="end"/>
             </w:r>
           </w:hyperlink>
@@ -801,10 +1129,46 @@
                 <w:webHidden/>
               </w:rPr>
               <w:tab/>
+            </w:r>
+            <w:r>
+              <w:rPr>
+                <w:noProof/>
+                <w:webHidden/>
+              </w:rPr>
               <w:fldChar w:fldCharType="begin"/>
+            </w:r>
+            <w:r>
+              <w:rPr>
+                <w:noProof/>
+                <w:webHidden/>
+              </w:rPr>
               <w:instrText xml:space="preserve"> PAGEREF _Toc231381262 \h </w:instrText>
+            </w:r>
+            <w:r>
+              <w:rPr>
+                <w:noProof/>
+                <w:webHidden/>
+              </w:rPr>
+            </w:r>
+            <w:r>
+              <w:rPr>
+                <w:noProof/>
+                <w:webHidden/>
+              </w:rPr>
               <w:fldChar w:fldCharType="separate"/>
+            </w:r>
+            <w:r>
+              <w:rPr>
+                <w:noProof/>
+                <w:webHidden/>
+              </w:rPr>
               <w:t>11</w:t>
+            </w:r>
+            <w:r>
+              <w:rPr>
+                <w:noProof/>
+                <w:webHidden/>
+              </w:rPr>
               <w:fldChar w:fldCharType="end"/>
             </w:r>
           </w:hyperlink>
@@ -839,10 +1203,46 @@
                 <w:webHidden/>
               </w:rPr>
               <w:tab/>
+            </w:r>
+            <w:r>
+              <w:rPr>
+                <w:noProof/>
+                <w:webHidden/>
+              </w:rPr>
               <w:fldChar w:fldCharType="begin"/>
+            </w:r>
+            <w:r>
+              <w:rPr>
+                <w:noProof/>
+                <w:webHidden/>
+              </w:rPr>
               <w:instrText xml:space="preserve"> PAGEREF _Toc231381263 \h </w:instrText>
+            </w:r>
+            <w:r>
+              <w:rPr>
+                <w:noProof/>
+                <w:webHidden/>
+              </w:rPr>
+            </w:r>
+            <w:r>
+              <w:rPr>
+                <w:noProof/>
+                <w:webHidden/>
+              </w:rPr>
               <w:fldChar w:fldCharType="separate"/>
+            </w:r>
+            <w:r>
+              <w:rPr>
+                <w:noProof/>
+                <w:webHidden/>
+              </w:rPr>
               <w:t>11</w:t>
+            </w:r>
+            <w:r>
+              <w:rPr>
+                <w:noProof/>
+                <w:webHidden/>
+              </w:rPr>
               <w:fldChar w:fldCharType="end"/>
             </w:r>
           </w:hyperlink>
@@ -877,10 +1277,46 @@
                 <w:webHidden/>
               </w:rPr>
               <w:tab/>
+            </w:r>
+            <w:r>
+              <w:rPr>
+                <w:noProof/>
+                <w:webHidden/>
+              </w:rPr>
               <w:fldChar w:fldCharType="begin"/>
+            </w:r>
+            <w:r>
+              <w:rPr>
+                <w:noProof/>
+                <w:webHidden/>
+              </w:rPr>
               <w:instrText xml:space="preserve"> PAGEREF _Toc231381264 \h </w:instrText>
+            </w:r>
+            <w:r>
+              <w:rPr>
+                <w:noProof/>
+                <w:webHidden/>
+              </w:rPr>
+            </w:r>
+            <w:r>
+              <w:rPr>
+                <w:noProof/>
+                <w:webHidden/>
+              </w:rPr>
               <w:fldChar w:fldCharType="separate"/>
+            </w:r>
+            <w:r>
+              <w:rPr>
+                <w:noProof/>
+                <w:webHidden/>
+              </w:rPr>
               <w:t>11</w:t>
+            </w:r>
+            <w:r>
+              <w:rPr>
+                <w:noProof/>
+                <w:webHidden/>
+              </w:rPr>
               <w:fldChar w:fldCharType="end"/>
             </w:r>
           </w:hyperlink>
@@ -915,10 +1351,46 @@
                 <w:webHidden/>
               </w:rPr>
               <w:tab/>
+            </w:r>
+            <w:r>
+              <w:rPr>
+                <w:noProof/>
+                <w:webHidden/>
+              </w:rPr>
               <w:fldChar w:fldCharType="begin"/>
+            </w:r>
+            <w:r>
+              <w:rPr>
+                <w:noProof/>
+                <w:webHidden/>
+              </w:rPr>
               <w:instrText xml:space="preserve"> PAGEREF _Toc231381265 \h </w:instrText>
+            </w:r>
+            <w:r>
+              <w:rPr>
+                <w:noProof/>
+                <w:webHidden/>
+              </w:rPr>
+            </w:r>
+            <w:r>
+              <w:rPr>
+                <w:noProof/>
+                <w:webHidden/>
+              </w:rPr>
               <w:fldChar w:fldCharType="separate"/>
+            </w:r>
+            <w:r>
+              <w:rPr>
+                <w:noProof/>
+                <w:webHidden/>
+              </w:rPr>
               <w:t>12</w:t>
+            </w:r>
+            <w:r>
+              <w:rPr>
+                <w:noProof/>
+                <w:webHidden/>
+              </w:rPr>
               <w:fldChar w:fldCharType="end"/>
             </w:r>
           </w:hyperlink>
@@ -953,10 +1425,46 @@
                 <w:webHidden/>
               </w:rPr>
               <w:tab/>
+            </w:r>
+            <w:r>
+              <w:rPr>
+                <w:noProof/>
+                <w:webHidden/>
+              </w:rPr>
               <w:fldChar w:fldCharType="begin"/>
+            </w:r>
+            <w:r>
+              <w:rPr>
+                <w:noProof/>
+                <w:webHidden/>
+              </w:rPr>
               <w:instrText xml:space="preserve"> PAGEREF _Toc231381266 \h </w:instrText>
+            </w:r>
+            <w:r>
+              <w:rPr>
+                <w:noProof/>
+                <w:webHidden/>
+              </w:rPr>
+            </w:r>
+            <w:r>
+              <w:rPr>
+                <w:noProof/>
+                <w:webHidden/>
+              </w:rPr>
               <w:fldChar w:fldCharType="separate"/>
+            </w:r>
+            <w:r>
+              <w:rPr>
+                <w:noProof/>
+                <w:webHidden/>
+              </w:rPr>
               <w:t>12</w:t>
+            </w:r>
+            <w:r>
+              <w:rPr>
+                <w:noProof/>
+                <w:webHidden/>
+              </w:rPr>
               <w:fldChar w:fldCharType="end"/>
             </w:r>
           </w:hyperlink>
@@ -991,10 +1499,46 @@
                 <w:webHidden/>
               </w:rPr>
               <w:tab/>
+            </w:r>
+            <w:r>
+              <w:rPr>
+                <w:noProof/>
+                <w:webHidden/>
+              </w:rPr>
               <w:fldChar w:fldCharType="begin"/>
+            </w:r>
+            <w:r>
+              <w:rPr>
+                <w:noProof/>
+                <w:webHidden/>
+              </w:rPr>
               <w:instrText xml:space="preserve"> PAGEREF _Toc231381267 \h </w:instrText>
+            </w:r>
+            <w:r>
+              <w:rPr>
+                <w:noProof/>
+                <w:webHidden/>
+              </w:rPr>
+            </w:r>
+            <w:r>
+              <w:rPr>
+                <w:noProof/>
+                <w:webHidden/>
+              </w:rPr>
               <w:fldChar w:fldCharType="separate"/>
+            </w:r>
+            <w:r>
+              <w:rPr>
+                <w:noProof/>
+                <w:webHidden/>
+              </w:rPr>
               <w:t>13</w:t>
+            </w:r>
+            <w:r>
+              <w:rPr>
+                <w:noProof/>
+                <w:webHidden/>
+              </w:rPr>
               <w:fldChar w:fldCharType="end"/>
             </w:r>
           </w:hyperlink>
@@ -1029,10 +1573,46 @@
                 <w:webHidden/>
               </w:rPr>
               <w:tab/>
+            </w:r>
+            <w:r>
+              <w:rPr>
+                <w:noProof/>
+                <w:webHidden/>
+              </w:rPr>
               <w:fldChar w:fldCharType="begin"/>
+            </w:r>
+            <w:r>
+              <w:rPr>
+                <w:noProof/>
+                <w:webHidden/>
+              </w:rPr>
               <w:instrText xml:space="preserve"> PAGEREF _Toc231381268 \h </w:instrText>
+            </w:r>
+            <w:r>
+              <w:rPr>
+                <w:noProof/>
+                <w:webHidden/>
+              </w:rPr>
+            </w:r>
+            <w:r>
+              <w:rPr>
+                <w:noProof/>
+                <w:webHidden/>
+              </w:rPr>
               <w:fldChar w:fldCharType="separate"/>
+            </w:r>
+            <w:r>
+              <w:rPr>
+                <w:noProof/>
+                <w:webHidden/>
+              </w:rPr>
               <w:t>13</w:t>
+            </w:r>
+            <w:r>
+              <w:rPr>
+                <w:noProof/>
+                <w:webHidden/>
+              </w:rPr>
               <w:fldChar w:fldCharType="end"/>
             </w:r>
           </w:hyperlink>
@@ -1067,10 +1647,46 @@
                 <w:webHidden/>
               </w:rPr>
               <w:tab/>
+            </w:r>
+            <w:r>
+              <w:rPr>
+                <w:noProof/>
+                <w:webHidden/>
+              </w:rPr>
               <w:fldChar w:fldCharType="begin"/>
+            </w:r>
+            <w:r>
+              <w:rPr>
+                <w:noProof/>
+                <w:webHidden/>
+              </w:rPr>
               <w:instrText xml:space="preserve"> PAGEREF _Toc231381269 \h </w:instrText>
+            </w:r>
+            <w:r>
+              <w:rPr>
+                <w:noProof/>
+                <w:webHidden/>
+              </w:rPr>
+            </w:r>
+            <w:r>
+              <w:rPr>
+                <w:noProof/>
+                <w:webHidden/>
+              </w:rPr>
               <w:fldChar w:fldCharType="separate"/>
+            </w:r>
+            <w:r>
+              <w:rPr>
+                <w:noProof/>
+                <w:webHidden/>
+              </w:rPr>
               <w:t>14</w:t>
+            </w:r>
+            <w:r>
+              <w:rPr>
+                <w:noProof/>
+                <w:webHidden/>
+              </w:rPr>
               <w:fldChar w:fldCharType="end"/>
             </w:r>
           </w:hyperlink>
@@ -1105,10 +1721,46 @@
                 <w:webHidden/>
               </w:rPr>
               <w:tab/>
+            </w:r>
+            <w:r>
+              <w:rPr>
+                <w:noProof/>
+                <w:webHidden/>
+              </w:rPr>
               <w:fldChar w:fldCharType="begin"/>
+            </w:r>
+            <w:r>
+              <w:rPr>
+                <w:noProof/>
+                <w:webHidden/>
+              </w:rPr>
               <w:instrText xml:space="preserve"> PAGEREF _Toc231381270 \h </w:instrText>
+            </w:r>
+            <w:r>
+              <w:rPr>
+                <w:noProof/>
+                <w:webHidden/>
+              </w:rPr>
+            </w:r>
+            <w:r>
+              <w:rPr>
+                <w:noProof/>
+                <w:webHidden/>
+              </w:rPr>
               <w:fldChar w:fldCharType="separate"/>
+            </w:r>
+            <w:r>
+              <w:rPr>
+                <w:noProof/>
+                <w:webHidden/>
+              </w:rPr>
               <w:t>14</w:t>
+            </w:r>
+            <w:r>
+              <w:rPr>
+                <w:noProof/>
+                <w:webHidden/>
+              </w:rPr>
               <w:fldChar w:fldCharType="end"/>
             </w:r>
           </w:hyperlink>
@@ -1143,10 +1795,46 @@
                 <w:webHidden/>
               </w:rPr>
               <w:tab/>
+            </w:r>
+            <w:r>
+              <w:rPr>
+                <w:noProof/>
+                <w:webHidden/>
+              </w:rPr>
               <w:fldChar w:fldCharType="begin"/>
+            </w:r>
+            <w:r>
+              <w:rPr>
+                <w:noProof/>
+                <w:webHidden/>
+              </w:rPr>
               <w:instrText xml:space="preserve"> PAGEREF _Toc231381271 \h </w:instrText>
+            </w:r>
+            <w:r>
+              <w:rPr>
+                <w:noProof/>
+                <w:webHidden/>
+              </w:rPr>
+            </w:r>
+            <w:r>
+              <w:rPr>
+                <w:noProof/>
+                <w:webHidden/>
+              </w:rPr>
               <w:fldChar w:fldCharType="separate"/>
+            </w:r>
+            <w:r>
+              <w:rPr>
+                <w:noProof/>
+                <w:webHidden/>
+              </w:rPr>
               <w:t>15</w:t>
+            </w:r>
+            <w:r>
+              <w:rPr>
+                <w:noProof/>
+                <w:webHidden/>
+              </w:rPr>
               <w:fldChar w:fldCharType="end"/>
             </w:r>
           </w:hyperlink>
@@ -1181,10 +1869,46 @@
                 <w:webHidden/>
               </w:rPr>
               <w:tab/>
+            </w:r>
+            <w:r>
+              <w:rPr>
+                <w:noProof/>
+                <w:webHidden/>
+              </w:rPr>
               <w:fldChar w:fldCharType="begin"/>
+            </w:r>
+            <w:r>
+              <w:rPr>
+                <w:noProof/>
+                <w:webHidden/>
+              </w:rPr>
               <w:instrText xml:space="preserve"> PAGEREF _Toc231381272 \h </w:instrText>
+            </w:r>
+            <w:r>
+              <w:rPr>
+                <w:noProof/>
+                <w:webHidden/>
+              </w:rPr>
+            </w:r>
+            <w:r>
+              <w:rPr>
+                <w:noProof/>
+                <w:webHidden/>
+              </w:rPr>
               <w:fldChar w:fldCharType="separate"/>
+            </w:r>
+            <w:r>
+              <w:rPr>
+                <w:noProof/>
+                <w:webHidden/>
+              </w:rPr>
               <w:t>21</w:t>
+            </w:r>
+            <w:r>
+              <w:rPr>
+                <w:noProof/>
+                <w:webHidden/>
+              </w:rPr>
               <w:fldChar w:fldCharType="end"/>
             </w:r>
           </w:hyperlink>
@@ -1219,10 +1943,46 @@
                 <w:webHidden/>
               </w:rPr>
               <w:tab/>
+            </w:r>
+            <w:r>
+              <w:rPr>
+                <w:noProof/>
+                <w:webHidden/>
+              </w:rPr>
               <w:fldChar w:fldCharType="begin"/>
+            </w:r>
+            <w:r>
+              <w:rPr>
+                <w:noProof/>
+                <w:webHidden/>
+              </w:rPr>
               <w:instrText xml:space="preserve"> PAGEREF _Toc231381273 \h </w:instrText>
+            </w:r>
+            <w:r>
+              <w:rPr>
+                <w:noProof/>
+                <w:webHidden/>
+              </w:rPr>
+            </w:r>
+            <w:r>
+              <w:rPr>
+                <w:noProof/>
+                <w:webHidden/>
+              </w:rPr>
               <w:fldChar w:fldCharType="separate"/>
+            </w:r>
+            <w:r>
+              <w:rPr>
+                <w:noProof/>
+                <w:webHidden/>
+              </w:rPr>
               <w:t>22</w:t>
+            </w:r>
+            <w:r>
+              <w:rPr>
+                <w:noProof/>
+                <w:webHidden/>
+              </w:rPr>
               <w:fldChar w:fldCharType="end"/>
             </w:r>
           </w:hyperlink>
@@ -1257,10 +2017,46 @@
                 <w:webHidden/>
               </w:rPr>
               <w:tab/>
+            </w:r>
+            <w:r>
+              <w:rPr>
+                <w:noProof/>
+                <w:webHidden/>
+              </w:rPr>
               <w:fldChar w:fldCharType="begin"/>
+            </w:r>
+            <w:r>
+              <w:rPr>
+                <w:noProof/>
+                <w:webHidden/>
+              </w:rPr>
               <w:instrText xml:space="preserve"> PAGEREF _Toc231381274 \h </w:instrText>
+            </w:r>
+            <w:r>
+              <w:rPr>
+                <w:noProof/>
+                <w:webHidden/>
+              </w:rPr>
+            </w:r>
+            <w:r>
+              <w:rPr>
+                <w:noProof/>
+                <w:webHidden/>
+              </w:rPr>
               <w:fldChar w:fldCharType="separate"/>
+            </w:r>
+            <w:r>
+              <w:rPr>
+                <w:noProof/>
+                <w:webHidden/>
+              </w:rPr>
               <w:t>22</w:t>
+            </w:r>
+            <w:r>
+              <w:rPr>
+                <w:noProof/>
+                <w:webHidden/>
+              </w:rPr>
               <w:fldChar w:fldCharType="end"/>
             </w:r>
           </w:hyperlink>
@@ -1295,10 +2091,46 @@
                 <w:webHidden/>
               </w:rPr>
               <w:tab/>
+            </w:r>
+            <w:r>
+              <w:rPr>
+                <w:noProof/>
+                <w:webHidden/>
+              </w:rPr>
               <w:fldChar w:fldCharType="begin"/>
+            </w:r>
+            <w:r>
+              <w:rPr>
+                <w:noProof/>
+                <w:webHidden/>
+              </w:rPr>
               <w:instrText xml:space="preserve"> PAGEREF _Toc231381275 \h </w:instrText>
+            </w:r>
+            <w:r>
+              <w:rPr>
+                <w:noProof/>
+                <w:webHidden/>
+              </w:rPr>
+            </w:r>
+            <w:r>
+              <w:rPr>
+                <w:noProof/>
+                <w:webHidden/>
+              </w:rPr>
               <w:fldChar w:fldCharType="separate"/>
+            </w:r>
+            <w:r>
+              <w:rPr>
+                <w:noProof/>
+                <w:webHidden/>
+              </w:rPr>
               <w:t>22</w:t>
+            </w:r>
+            <w:r>
+              <w:rPr>
+                <w:noProof/>
+                <w:webHidden/>
+              </w:rPr>
               <w:fldChar w:fldCharType="end"/>
             </w:r>
           </w:hyperlink>
@@ -1333,10 +2165,46 @@
                 <w:webHidden/>
               </w:rPr>
               <w:tab/>
+            </w:r>
+            <w:r>
+              <w:rPr>
+                <w:noProof/>
+                <w:webHidden/>
+              </w:rPr>
               <w:fldChar w:fldCharType="begin"/>
+            </w:r>
+            <w:r>
+              <w:rPr>
+                <w:noProof/>
+                <w:webHidden/>
+              </w:rPr>
               <w:instrText xml:space="preserve"> PAGEREF _Toc231381276 \h </w:instrText>
+            </w:r>
+            <w:r>
+              <w:rPr>
+                <w:noProof/>
+                <w:webHidden/>
+              </w:rPr>
+            </w:r>
+            <w:r>
+              <w:rPr>
+                <w:noProof/>
+                <w:webHidden/>
+              </w:rPr>
               <w:fldChar w:fldCharType="separate"/>
+            </w:r>
+            <w:r>
+              <w:rPr>
+                <w:noProof/>
+                <w:webHidden/>
+              </w:rPr>
               <w:t>23</w:t>
+            </w:r>
+            <w:r>
+              <w:rPr>
+                <w:noProof/>
+                <w:webHidden/>
+              </w:rPr>
               <w:fldChar w:fldCharType="end"/>
             </w:r>
           </w:hyperlink>
@@ -1371,10 +2239,46 @@
                 <w:webHidden/>
               </w:rPr>
               <w:tab/>
+            </w:r>
+            <w:r>
+              <w:rPr>
+                <w:noProof/>
+                <w:webHidden/>
+              </w:rPr>
               <w:fldChar w:fldCharType="begin"/>
+            </w:r>
+            <w:r>
+              <w:rPr>
+                <w:noProof/>
+                <w:webHidden/>
+              </w:rPr>
               <w:instrText xml:space="preserve"> PAGEREF _Toc231381277 \h </w:instrText>
+            </w:r>
+            <w:r>
+              <w:rPr>
+                <w:noProof/>
+                <w:webHidden/>
+              </w:rPr>
+            </w:r>
+            <w:r>
+              <w:rPr>
+                <w:noProof/>
+                <w:webHidden/>
+              </w:rPr>
               <w:fldChar w:fldCharType="separate"/>
+            </w:r>
+            <w:r>
+              <w:rPr>
+                <w:noProof/>
+                <w:webHidden/>
+              </w:rPr>
               <w:t>24</w:t>
+            </w:r>
+            <w:r>
+              <w:rPr>
+                <w:noProof/>
+                <w:webHidden/>
+              </w:rPr>
               <w:fldChar w:fldCharType="end"/>
             </w:r>
           </w:hyperlink>
@@ -1409,10 +2313,46 @@
                 <w:webHidden/>
               </w:rPr>
               <w:tab/>
+            </w:r>
+            <w:r>
+              <w:rPr>
+                <w:noProof/>
+                <w:webHidden/>
+              </w:rPr>
               <w:fldChar w:fldCharType="begin"/>
+            </w:r>
+            <w:r>
+              <w:rPr>
+                <w:noProof/>
+                <w:webHidden/>
+              </w:rPr>
               <w:instrText xml:space="preserve"> PAGEREF _Toc231381278 \h </w:instrText>
+            </w:r>
+            <w:r>
+              <w:rPr>
+                <w:noProof/>
+                <w:webHidden/>
+              </w:rPr>
+            </w:r>
+            <w:r>
+              <w:rPr>
+                <w:noProof/>
+                <w:webHidden/>
+              </w:rPr>
               <w:fldChar w:fldCharType="separate"/>
+            </w:r>
+            <w:r>
+              <w:rPr>
+                <w:noProof/>
+                <w:webHidden/>
+              </w:rPr>
               <w:t>25</w:t>
+            </w:r>
+            <w:r>
+              <w:rPr>
+                <w:noProof/>
+                <w:webHidden/>
+              </w:rPr>
               <w:fldChar w:fldCharType="end"/>
             </w:r>
           </w:hyperlink>
@@ -1447,10 +2387,46 @@
                 <w:webHidden/>
               </w:rPr>
               <w:tab/>
+            </w:r>
+            <w:r>
+              <w:rPr>
+                <w:noProof/>
+                <w:webHidden/>
+              </w:rPr>
               <w:fldChar w:fldCharType="begin"/>
+            </w:r>
+            <w:r>
+              <w:rPr>
+                <w:noProof/>
+                <w:webHidden/>
+              </w:rPr>
               <w:instrText xml:space="preserve"> PAGEREF _Toc231381279 \h </w:instrText>
+            </w:r>
+            <w:r>
+              <w:rPr>
+                <w:noProof/>
+                <w:webHidden/>
+              </w:rPr>
+            </w:r>
+            <w:r>
+              <w:rPr>
+                <w:noProof/>
+                <w:webHidden/>
+              </w:rPr>
               <w:fldChar w:fldCharType="separate"/>
+            </w:r>
+            <w:r>
+              <w:rPr>
+                <w:noProof/>
+                <w:webHidden/>
+              </w:rPr>
               <w:t>26</w:t>
+            </w:r>
+            <w:r>
+              <w:rPr>
+                <w:noProof/>
+                <w:webHidden/>
+              </w:rPr>
               <w:fldChar w:fldCharType="end"/>
             </w:r>
           </w:hyperlink>
@@ -1485,10 +2461,46 @@
                 <w:webHidden/>
               </w:rPr>
               <w:tab/>
+            </w:r>
+            <w:r>
+              <w:rPr>
+                <w:noProof/>
+                <w:webHidden/>
+              </w:rPr>
               <w:fldChar w:fldCharType="begin"/>
+            </w:r>
+            <w:r>
+              <w:rPr>
+                <w:noProof/>
+                <w:webHidden/>
+              </w:rPr>
               <w:instrText xml:space="preserve"> PAGEREF _Toc231381280 \h </w:instrText>
+            </w:r>
+            <w:r>
+              <w:rPr>
+                <w:noProof/>
+                <w:webHidden/>
+              </w:rPr>
+            </w:r>
+            <w:r>
+              <w:rPr>
+                <w:noProof/>
+                <w:webHidden/>
+              </w:rPr>
               <w:fldChar w:fldCharType="separate"/>
+            </w:r>
+            <w:r>
+              <w:rPr>
+                <w:noProof/>
+                <w:webHidden/>
+              </w:rPr>
               <w:t>28</w:t>
+            </w:r>
+            <w:r>
+              <w:rPr>
+                <w:noProof/>
+                <w:webHidden/>
+              </w:rPr>
               <w:fldChar w:fldCharType="end"/>
             </w:r>
           </w:hyperlink>
@@ -1523,10 +2535,46 @@
                 <w:webHidden/>
               </w:rPr>
               <w:tab/>
+            </w:r>
+            <w:r>
+              <w:rPr>
+                <w:noProof/>
+                <w:webHidden/>
+              </w:rPr>
               <w:fldChar w:fldCharType="begin"/>
+            </w:r>
+            <w:r>
+              <w:rPr>
+                <w:noProof/>
+                <w:webHidden/>
+              </w:rPr>
               <w:instrText xml:space="preserve"> PAGEREF _Toc231381281 \h </w:instrText>
+            </w:r>
+            <w:r>
+              <w:rPr>
+                <w:noProof/>
+                <w:webHidden/>
+              </w:rPr>
+            </w:r>
+            <w:r>
+              <w:rPr>
+                <w:noProof/>
+                <w:webHidden/>
+              </w:rPr>
               <w:fldChar w:fldCharType="separate"/>
+            </w:r>
+            <w:r>
+              <w:rPr>
+                <w:noProof/>
+                <w:webHidden/>
+              </w:rPr>
               <w:t>30</w:t>
+            </w:r>
+            <w:r>
+              <w:rPr>
+                <w:noProof/>
+                <w:webHidden/>
+              </w:rPr>
               <w:fldChar w:fldCharType="end"/>
             </w:r>
           </w:hyperlink>
@@ -1561,10 +2609,46 @@
                 <w:webHidden/>
               </w:rPr>
               <w:tab/>
+            </w:r>
+            <w:r>
+              <w:rPr>
+                <w:noProof/>
+                <w:webHidden/>
+              </w:rPr>
               <w:fldChar w:fldCharType="begin"/>
+            </w:r>
+            <w:r>
+              <w:rPr>
+                <w:noProof/>
+                <w:webHidden/>
+              </w:rPr>
               <w:instrText xml:space="preserve"> PAGEREF _Toc231381282 \h </w:instrText>
+            </w:r>
+            <w:r>
+              <w:rPr>
+                <w:noProof/>
+                <w:webHidden/>
+              </w:rPr>
+            </w:r>
+            <w:r>
+              <w:rPr>
+                <w:noProof/>
+                <w:webHidden/>
+              </w:rPr>
               <w:fldChar w:fldCharType="separate"/>
+            </w:r>
+            <w:r>
+              <w:rPr>
+                <w:noProof/>
+                <w:webHidden/>
+              </w:rPr>
               <w:t>30</w:t>
+            </w:r>
+            <w:r>
+              <w:rPr>
+                <w:noProof/>
+                <w:webHidden/>
+              </w:rPr>
               <w:fldChar w:fldCharType="end"/>
             </w:r>
           </w:hyperlink>
@@ -1599,10 +2683,46 @@
                 <w:webHidden/>
               </w:rPr>
               <w:tab/>
+            </w:r>
+            <w:r>
+              <w:rPr>
+                <w:noProof/>
+                <w:webHidden/>
+              </w:rPr>
               <w:fldChar w:fldCharType="begin"/>
+            </w:r>
+            <w:r>
+              <w:rPr>
+                <w:noProof/>
+                <w:webHidden/>
+              </w:rPr>
               <w:instrText xml:space="preserve"> PAGEREF _Toc231381283 \h </w:instrText>
+            </w:r>
+            <w:r>
+              <w:rPr>
+                <w:noProof/>
+                <w:webHidden/>
+              </w:rPr>
+            </w:r>
+            <w:r>
+              <w:rPr>
+                <w:noProof/>
+                <w:webHidden/>
+              </w:rPr>
               <w:fldChar w:fldCharType="separate"/>
+            </w:r>
+            <w:r>
+              <w:rPr>
+                <w:noProof/>
+                <w:webHidden/>
+              </w:rPr>
               <w:t>31</w:t>
+            </w:r>
+            <w:r>
+              <w:rPr>
+                <w:noProof/>
+                <w:webHidden/>
+              </w:rPr>
               <w:fldChar w:fldCharType="end"/>
             </w:r>
           </w:hyperlink>
@@ -1637,10 +2757,46 @@
                 <w:webHidden/>
               </w:rPr>
               <w:tab/>
+            </w:r>
+            <w:r>
+              <w:rPr>
+                <w:noProof/>
+                <w:webHidden/>
+              </w:rPr>
               <w:fldChar w:fldCharType="begin"/>
+            </w:r>
+            <w:r>
+              <w:rPr>
+                <w:noProof/>
+                <w:webHidden/>
+              </w:rPr>
               <w:instrText xml:space="preserve"> PAGEREF _Toc231381284 \h </w:instrText>
+            </w:r>
+            <w:r>
+              <w:rPr>
+                <w:noProof/>
+                <w:webHidden/>
+              </w:rPr>
+            </w:r>
+            <w:r>
+              <w:rPr>
+                <w:noProof/>
+                <w:webHidden/>
+              </w:rPr>
               <w:fldChar w:fldCharType="separate"/>
+            </w:r>
+            <w:r>
+              <w:rPr>
+                <w:noProof/>
+                <w:webHidden/>
+              </w:rPr>
               <w:t>33</w:t>
+            </w:r>
+            <w:r>
+              <w:rPr>
+                <w:noProof/>
+                <w:webHidden/>
+              </w:rPr>
               <w:fldChar w:fldCharType="end"/>
             </w:r>
           </w:hyperlink>
@@ -1675,10 +2831,46 @@
                 <w:webHidden/>
               </w:rPr>
               <w:tab/>
+            </w:r>
+            <w:r>
+              <w:rPr>
+                <w:noProof/>
+                <w:webHidden/>
+              </w:rPr>
               <w:fldChar w:fldCharType="begin"/>
+            </w:r>
+            <w:r>
+              <w:rPr>
+                <w:noProof/>
+                <w:webHidden/>
+              </w:rPr>
               <w:instrText xml:space="preserve"> PAGEREF _Toc231381285 \h </w:instrText>
+            </w:r>
+            <w:r>
+              <w:rPr>
+                <w:noProof/>
+                <w:webHidden/>
+              </w:rPr>
+            </w:r>
+            <w:r>
+              <w:rPr>
+                <w:noProof/>
+                <w:webHidden/>
+              </w:rPr>
               <w:fldChar w:fldCharType="separate"/>
+            </w:r>
+            <w:r>
+              <w:rPr>
+                <w:noProof/>
+                <w:webHidden/>
+              </w:rPr>
               <w:t>34</w:t>
+            </w:r>
+            <w:r>
+              <w:rPr>
+                <w:noProof/>
+                <w:webHidden/>
+              </w:rPr>
               <w:fldChar w:fldCharType="end"/>
             </w:r>
           </w:hyperlink>
@@ -1713,10 +2905,46 @@
                 <w:webHidden/>
               </w:rPr>
               <w:tab/>
+            </w:r>
+            <w:r>
+              <w:rPr>
+                <w:noProof/>
+                <w:webHidden/>
+              </w:rPr>
               <w:fldChar w:fldCharType="begin"/>
+            </w:r>
+            <w:r>
+              <w:rPr>
+                <w:noProof/>
+                <w:webHidden/>
+              </w:rPr>
               <w:instrText xml:space="preserve"> PAGEREF _Toc231381286 \h </w:instrText>
+            </w:r>
+            <w:r>
+              <w:rPr>
+                <w:noProof/>
+                <w:webHidden/>
+              </w:rPr>
+            </w:r>
+            <w:r>
+              <w:rPr>
+                <w:noProof/>
+                <w:webHidden/>
+              </w:rPr>
               <w:fldChar w:fldCharType="separate"/>
+            </w:r>
+            <w:r>
+              <w:rPr>
+                <w:noProof/>
+                <w:webHidden/>
+              </w:rPr>
               <w:t>34</w:t>
+            </w:r>
+            <w:r>
+              <w:rPr>
+                <w:noProof/>
+                <w:webHidden/>
+              </w:rPr>
               <w:fldChar w:fldCharType="end"/>
             </w:r>
           </w:hyperlink>
@@ -1751,10 +2979,46 @@
                 <w:webHidden/>
               </w:rPr>
               <w:tab/>
+            </w:r>
+            <w:r>
+              <w:rPr>
+                <w:noProof/>
+                <w:webHidden/>
+              </w:rPr>
               <w:fldChar w:fldCharType="begin"/>
+            </w:r>
+            <w:r>
+              <w:rPr>
+                <w:noProof/>
+                <w:webHidden/>
+              </w:rPr>
               <w:instrText xml:space="preserve"> PAGEREF _Toc231381287 \h </w:instrText>
+            </w:r>
+            <w:r>
+              <w:rPr>
+                <w:noProof/>
+                <w:webHidden/>
+              </w:rPr>
+            </w:r>
+            <w:r>
+              <w:rPr>
+                <w:noProof/>
+                <w:webHidden/>
+              </w:rPr>
               <w:fldChar w:fldCharType="separate"/>
+            </w:r>
+            <w:r>
+              <w:rPr>
+                <w:noProof/>
+                <w:webHidden/>
+              </w:rPr>
               <w:t>35</w:t>
+            </w:r>
+            <w:r>
+              <w:rPr>
+                <w:noProof/>
+                <w:webHidden/>
+              </w:rPr>
               <w:fldChar w:fldCharType="end"/>
             </w:r>
           </w:hyperlink>
@@ -1789,10 +3053,46 @@
                 <w:webHidden/>
               </w:rPr>
               <w:tab/>
+            </w:r>
+            <w:r>
+              <w:rPr>
+                <w:noProof/>
+                <w:webHidden/>
+              </w:rPr>
               <w:fldChar w:fldCharType="begin"/>
+            </w:r>
+            <w:r>
+              <w:rPr>
+                <w:noProof/>
+                <w:webHidden/>
+              </w:rPr>
               <w:instrText xml:space="preserve"> PAGEREF _Toc231381288 \h </w:instrText>
+            </w:r>
+            <w:r>
+              <w:rPr>
+                <w:noProof/>
+                <w:webHidden/>
+              </w:rPr>
+            </w:r>
+            <w:r>
+              <w:rPr>
+                <w:noProof/>
+                <w:webHidden/>
+              </w:rPr>
               <w:fldChar w:fldCharType="separate"/>
+            </w:r>
+            <w:r>
+              <w:rPr>
+                <w:noProof/>
+                <w:webHidden/>
+              </w:rPr>
               <w:t>35</w:t>
+            </w:r>
+            <w:r>
+              <w:rPr>
+                <w:noProof/>
+                <w:webHidden/>
+              </w:rPr>
               <w:fldChar w:fldCharType="end"/>
             </w:r>
           </w:hyperlink>
@@ -1827,10 +3127,46 @@
                 <w:webHidden/>
               </w:rPr>
               <w:tab/>
+            </w:r>
+            <w:r>
+              <w:rPr>
+                <w:noProof/>
+                <w:webHidden/>
+              </w:rPr>
               <w:fldChar w:fldCharType="begin"/>
+            </w:r>
+            <w:r>
+              <w:rPr>
+                <w:noProof/>
+                <w:webHidden/>
+              </w:rPr>
               <w:instrText xml:space="preserve"> PAGEREF _Toc231381289 \h </w:instrText>
+            </w:r>
+            <w:r>
+              <w:rPr>
+                <w:noProof/>
+                <w:webHidden/>
+              </w:rPr>
+            </w:r>
+            <w:r>
+              <w:rPr>
+                <w:noProof/>
+                <w:webHidden/>
+              </w:rPr>
               <w:fldChar w:fldCharType="separate"/>
+            </w:r>
+            <w:r>
+              <w:rPr>
+                <w:noProof/>
+                <w:webHidden/>
+              </w:rPr>
               <w:t>36</w:t>
+            </w:r>
+            <w:r>
+              <w:rPr>
+                <w:noProof/>
+                <w:webHidden/>
+              </w:rPr>
               <w:fldChar w:fldCharType="end"/>
             </w:r>
           </w:hyperlink>
@@ -1865,10 +3201,46 @@
                 <w:webHidden/>
               </w:rPr>
               <w:tab/>
+            </w:r>
+            <w:r>
+              <w:rPr>
+                <w:noProof/>
+                <w:webHidden/>
+              </w:rPr>
               <w:fldChar w:fldCharType="begin"/>
+            </w:r>
+            <w:r>
+              <w:rPr>
+                <w:noProof/>
+                <w:webHidden/>
+              </w:rPr>
               <w:instrText xml:space="preserve"> PAGEREF _Toc231381290 \h </w:instrText>
+            </w:r>
+            <w:r>
+              <w:rPr>
+                <w:noProof/>
+                <w:webHidden/>
+              </w:rPr>
+            </w:r>
+            <w:r>
+              <w:rPr>
+                <w:noProof/>
+                <w:webHidden/>
+              </w:rPr>
               <w:fldChar w:fldCharType="separate"/>
+            </w:r>
+            <w:r>
+              <w:rPr>
+                <w:noProof/>
+                <w:webHidden/>
+              </w:rPr>
               <w:t>36</w:t>
+            </w:r>
+            <w:r>
+              <w:rPr>
+                <w:noProof/>
+                <w:webHidden/>
+              </w:rPr>
               <w:fldChar w:fldCharType="end"/>
             </w:r>
           </w:hyperlink>
@@ -1903,10 +3275,46 @@
                 <w:webHidden/>
               </w:rPr>
               <w:tab/>
+            </w:r>
+            <w:r>
+              <w:rPr>
+                <w:noProof/>
+                <w:webHidden/>
+              </w:rPr>
               <w:fldChar w:fldCharType="begin"/>
+            </w:r>
+            <w:r>
+              <w:rPr>
+                <w:noProof/>
+                <w:webHidden/>
+              </w:rPr>
               <w:instrText xml:space="preserve"> PAGEREF _Toc231381291 \h </w:instrText>
+            </w:r>
+            <w:r>
+              <w:rPr>
+                <w:noProof/>
+                <w:webHidden/>
+              </w:rPr>
+            </w:r>
+            <w:r>
+              <w:rPr>
+                <w:noProof/>
+                <w:webHidden/>
+              </w:rPr>
               <w:fldChar w:fldCharType="separate"/>
+            </w:r>
+            <w:r>
+              <w:rPr>
+                <w:noProof/>
+                <w:webHidden/>
+              </w:rPr>
               <w:t>37</w:t>
+            </w:r>
+            <w:r>
+              <w:rPr>
+                <w:noProof/>
+                <w:webHidden/>
+              </w:rPr>
               <w:fldChar w:fldCharType="end"/>
             </w:r>
           </w:hyperlink>
@@ -1941,10 +3349,46 @@
                 <w:webHidden/>
               </w:rPr>
               <w:tab/>
+            </w:r>
+            <w:r>
+              <w:rPr>
+                <w:noProof/>
+                <w:webHidden/>
+              </w:rPr>
               <w:fldChar w:fldCharType="begin"/>
+            </w:r>
+            <w:r>
+              <w:rPr>
+                <w:noProof/>
+                <w:webHidden/>
+              </w:rPr>
               <w:instrText xml:space="preserve"> PAGEREF _Toc231381292 \h </w:instrText>
+            </w:r>
+            <w:r>
+              <w:rPr>
+                <w:noProof/>
+                <w:webHidden/>
+              </w:rPr>
+            </w:r>
+            <w:r>
+              <w:rPr>
+                <w:noProof/>
+                <w:webHidden/>
+              </w:rPr>
               <w:fldChar w:fldCharType="separate"/>
+            </w:r>
+            <w:r>
+              <w:rPr>
+                <w:noProof/>
+                <w:webHidden/>
+              </w:rPr>
               <w:t>38</w:t>
+            </w:r>
+            <w:r>
+              <w:rPr>
+                <w:noProof/>
+                <w:webHidden/>
+              </w:rPr>
               <w:fldChar w:fldCharType="end"/>
             </w:r>
           </w:hyperlink>
@@ -1995,7 +3439,11 @@
       </w:pPr>
       <w:r>
         <w:fldChar w:fldCharType="begin"/>
+      </w:r>
+      <w:r>
         <w:instrText>TOC \h \z \t "Caption,1"</w:instrText>
+      </w:r>
+      <w:r>
         <w:fldChar w:fldCharType="separate"/>
       </w:r>
       <w:hyperlink w:anchor="_Toc231381293" w:history="1">
@@ -2012,10 +3460,46 @@
             <w:webHidden/>
           </w:rPr>
           <w:tab/>
+        </w:r>
+        <w:r>
+          <w:rPr>
+            <w:noProof/>
+            <w:webHidden/>
+          </w:rPr>
           <w:fldChar w:fldCharType="begin"/>
+        </w:r>
+        <w:r>
+          <w:rPr>
+            <w:noProof/>
+            <w:webHidden/>
+          </w:rPr>
           <w:instrText xml:space="preserve"> PAGEREF _Toc231381293 \h </w:instrText>
+        </w:r>
+        <w:r>
+          <w:rPr>
+            <w:noProof/>
+            <w:webHidden/>
+          </w:rPr>
+        </w:r>
+        <w:r>
+          <w:rPr>
+            <w:noProof/>
+            <w:webHidden/>
+          </w:rPr>
           <w:fldChar w:fldCharType="separate"/>
+        </w:r>
+        <w:r>
+          <w:rPr>
+            <w:noProof/>
+            <w:webHidden/>
+          </w:rPr>
           <w:t>14</w:t>
+        </w:r>
+        <w:r>
+          <w:rPr>
+            <w:noProof/>
+            <w:webHidden/>
+          </w:rPr>
           <w:fldChar w:fldCharType="end"/>
         </w:r>
       </w:hyperlink>
@@ -2050,10 +3534,46 @@
             <w:webHidden/>
           </w:rPr>
           <w:tab/>
+        </w:r>
+        <w:r>
+          <w:rPr>
+            <w:noProof/>
+            <w:webHidden/>
+          </w:rPr>
           <w:fldChar w:fldCharType="begin"/>
+        </w:r>
+        <w:r>
+          <w:rPr>
+            <w:noProof/>
+            <w:webHidden/>
+          </w:rPr>
           <w:instrText xml:space="preserve"> PAGEREF _Toc231381294 \h </w:instrText>
+        </w:r>
+        <w:r>
+          <w:rPr>
+            <w:noProof/>
+            <w:webHidden/>
+          </w:rPr>
+        </w:r>
+        <w:r>
+          <w:rPr>
+            <w:noProof/>
+            <w:webHidden/>
+          </w:rPr>
           <w:fldChar w:fldCharType="separate"/>
+        </w:r>
+        <w:r>
+          <w:rPr>
+            <w:noProof/>
+            <w:webHidden/>
+          </w:rPr>
           <w:t>22</w:t>
+        </w:r>
+        <w:r>
+          <w:rPr>
+            <w:noProof/>
+            <w:webHidden/>
+          </w:rPr>
           <w:fldChar w:fldCharType="end"/>
         </w:r>
       </w:hyperlink>
@@ -2088,10 +3608,46 @@
             <w:webHidden/>
           </w:rPr>
           <w:tab/>
+        </w:r>
+        <w:r>
+          <w:rPr>
+            <w:noProof/>
+            <w:webHidden/>
+          </w:rPr>
           <w:fldChar w:fldCharType="begin"/>
+        </w:r>
+        <w:r>
+          <w:rPr>
+            <w:noProof/>
+            <w:webHidden/>
+          </w:rPr>
           <w:instrText xml:space="preserve"> PAGEREF _Toc231381295 \h </w:instrText>
+        </w:r>
+        <w:r>
+          <w:rPr>
+            <w:noProof/>
+            <w:webHidden/>
+          </w:rPr>
+        </w:r>
+        <w:r>
+          <w:rPr>
+            <w:noProof/>
+            <w:webHidden/>
+          </w:rPr>
           <w:fldChar w:fldCharType="separate"/>
+        </w:r>
+        <w:r>
+          <w:rPr>
+            <w:noProof/>
+            <w:webHidden/>
+          </w:rPr>
           <w:t>23</w:t>
+        </w:r>
+        <w:r>
+          <w:rPr>
+            <w:noProof/>
+            <w:webHidden/>
+          </w:rPr>
           <w:fldChar w:fldCharType="end"/>
         </w:r>
       </w:hyperlink>
@@ -2126,10 +3682,46 @@
             <w:webHidden/>
           </w:rPr>
           <w:tab/>
+        </w:r>
+        <w:r>
+          <w:rPr>
+            <w:noProof/>
+            <w:webHidden/>
+          </w:rPr>
           <w:fldChar w:fldCharType="begin"/>
+        </w:r>
+        <w:r>
+          <w:rPr>
+            <w:noProof/>
+            <w:webHidden/>
+          </w:rPr>
           <w:instrText xml:space="preserve"> PAGEREF _Toc231381296 \h </w:instrText>
+        </w:r>
+        <w:r>
+          <w:rPr>
+            <w:noProof/>
+            <w:webHidden/>
+          </w:rPr>
+        </w:r>
+        <w:r>
+          <w:rPr>
+            <w:noProof/>
+            <w:webHidden/>
+          </w:rPr>
           <w:fldChar w:fldCharType="separate"/>
+        </w:r>
+        <w:r>
+          <w:rPr>
+            <w:noProof/>
+            <w:webHidden/>
+          </w:rPr>
           <w:t>23</w:t>
+        </w:r>
+        <w:r>
+          <w:rPr>
+            <w:noProof/>
+            <w:webHidden/>
+          </w:rPr>
           <w:fldChar w:fldCharType="end"/>
         </w:r>
       </w:hyperlink>
@@ -2164,10 +3756,46 @@
             <w:webHidden/>
           </w:rPr>
           <w:tab/>
+        </w:r>
+        <w:r>
+          <w:rPr>
+            <w:noProof/>
+            <w:webHidden/>
+          </w:rPr>
           <w:fldChar w:fldCharType="begin"/>
+        </w:r>
+        <w:r>
+          <w:rPr>
+            <w:noProof/>
+            <w:webHidden/>
+          </w:rPr>
           <w:instrText xml:space="preserve"> PAGEREF _Toc231381297 \h </w:instrText>
+        </w:r>
+        <w:r>
+          <w:rPr>
+            <w:noProof/>
+            <w:webHidden/>
+          </w:rPr>
+        </w:r>
+        <w:r>
+          <w:rPr>
+            <w:noProof/>
+            <w:webHidden/>
+          </w:rPr>
           <w:fldChar w:fldCharType="separate"/>
+        </w:r>
+        <w:r>
+          <w:rPr>
+            <w:noProof/>
+            <w:webHidden/>
+          </w:rPr>
           <w:t>24</w:t>
+        </w:r>
+        <w:r>
+          <w:rPr>
+            <w:noProof/>
+            <w:webHidden/>
+          </w:rPr>
           <w:fldChar w:fldCharType="end"/>
         </w:r>
       </w:hyperlink>
@@ -2202,10 +3830,46 @@
             <w:webHidden/>
           </w:rPr>
           <w:tab/>
+        </w:r>
+        <w:r>
+          <w:rPr>
+            <w:noProof/>
+            <w:webHidden/>
+          </w:rPr>
           <w:fldChar w:fldCharType="begin"/>
+        </w:r>
+        <w:r>
+          <w:rPr>
+            <w:noProof/>
+            <w:webHidden/>
+          </w:rPr>
           <w:instrText xml:space="preserve"> PAGEREF _Toc231381298 \h </w:instrText>
+        </w:r>
+        <w:r>
+          <w:rPr>
+            <w:noProof/>
+            <w:webHidden/>
+          </w:rPr>
+        </w:r>
+        <w:r>
+          <w:rPr>
+            <w:noProof/>
+            <w:webHidden/>
+          </w:rPr>
           <w:fldChar w:fldCharType="separate"/>
+        </w:r>
+        <w:r>
+          <w:rPr>
+            <w:noProof/>
+            <w:webHidden/>
+          </w:rPr>
           <w:t>24</w:t>
+        </w:r>
+        <w:r>
+          <w:rPr>
+            <w:noProof/>
+            <w:webHidden/>
+          </w:rPr>
           <w:fldChar w:fldCharType="end"/>
         </w:r>
       </w:hyperlink>
@@ -2240,10 +3904,46 @@
             <w:webHidden/>
           </w:rPr>
           <w:tab/>
+        </w:r>
+        <w:r>
+          <w:rPr>
+            <w:noProof/>
+            <w:webHidden/>
+          </w:rPr>
           <w:fldChar w:fldCharType="begin"/>
+        </w:r>
+        <w:r>
+          <w:rPr>
+            <w:noProof/>
+            <w:webHidden/>
+          </w:rPr>
           <w:instrText xml:space="preserve"> PAGEREF _Toc231381299 \h </w:instrText>
+        </w:r>
+        <w:r>
+          <w:rPr>
+            <w:noProof/>
+            <w:webHidden/>
+          </w:rPr>
+        </w:r>
+        <w:r>
+          <w:rPr>
+            <w:noProof/>
+            <w:webHidden/>
+          </w:rPr>
           <w:fldChar w:fldCharType="separate"/>
+        </w:r>
+        <w:r>
+          <w:rPr>
+            <w:noProof/>
+            <w:webHidden/>
+          </w:rPr>
           <w:t>25</w:t>
+        </w:r>
+        <w:r>
+          <w:rPr>
+            <w:noProof/>
+            <w:webHidden/>
+          </w:rPr>
           <w:fldChar w:fldCharType="end"/>
         </w:r>
       </w:hyperlink>
@@ -2278,10 +3978,46 @@
             <w:webHidden/>
           </w:rPr>
           <w:tab/>
+        </w:r>
+        <w:r>
+          <w:rPr>
+            <w:noProof/>
+            <w:webHidden/>
+          </w:rPr>
           <w:fldChar w:fldCharType="begin"/>
+        </w:r>
+        <w:r>
+          <w:rPr>
+            <w:noProof/>
+            <w:webHidden/>
+          </w:rPr>
           <w:instrText xml:space="preserve"> PAGEREF _Toc231381300 \h </w:instrText>
+        </w:r>
+        <w:r>
+          <w:rPr>
+            <w:noProof/>
+            <w:webHidden/>
+          </w:rPr>
+        </w:r>
+        <w:r>
+          <w:rPr>
+            <w:noProof/>
+            <w:webHidden/>
+          </w:rPr>
           <w:fldChar w:fldCharType="separate"/>
+        </w:r>
+        <w:r>
+          <w:rPr>
+            <w:noProof/>
+            <w:webHidden/>
+          </w:rPr>
           <w:t>25</w:t>
+        </w:r>
+        <w:r>
+          <w:rPr>
+            <w:noProof/>
+            <w:webHidden/>
+          </w:rPr>
           <w:fldChar w:fldCharType="end"/>
         </w:r>
       </w:hyperlink>
@@ -2316,10 +4052,46 @@
             <w:webHidden/>
           </w:rPr>
           <w:tab/>
+        </w:r>
+        <w:r>
+          <w:rPr>
+            <w:noProof/>
+            <w:webHidden/>
+          </w:rPr>
           <w:fldChar w:fldCharType="begin"/>
+        </w:r>
+        <w:r>
+          <w:rPr>
+            <w:noProof/>
+            <w:webHidden/>
+          </w:rPr>
           <w:instrText xml:space="preserve"> PAGEREF _Toc231381301 \h </w:instrText>
+        </w:r>
+        <w:r>
+          <w:rPr>
+            <w:noProof/>
+            <w:webHidden/>
+          </w:rPr>
+        </w:r>
+        <w:r>
+          <w:rPr>
+            <w:noProof/>
+            <w:webHidden/>
+          </w:rPr>
           <w:fldChar w:fldCharType="separate"/>
+        </w:r>
+        <w:r>
+          <w:rPr>
+            <w:noProof/>
+            <w:webHidden/>
+          </w:rPr>
           <w:t>26</w:t>
+        </w:r>
+        <w:r>
+          <w:rPr>
+            <w:noProof/>
+            <w:webHidden/>
+          </w:rPr>
           <w:fldChar w:fldCharType="end"/>
         </w:r>
       </w:hyperlink>
@@ -2354,10 +4126,46 @@
             <w:webHidden/>
           </w:rPr>
           <w:tab/>
+        </w:r>
+        <w:r>
+          <w:rPr>
+            <w:noProof/>
+            <w:webHidden/>
+          </w:rPr>
           <w:fldChar w:fldCharType="begin"/>
+        </w:r>
+        <w:r>
+          <w:rPr>
+            <w:noProof/>
+            <w:webHidden/>
+          </w:rPr>
           <w:instrText xml:space="preserve"> PAGEREF _Toc231381302 \h </w:instrText>
+        </w:r>
+        <w:r>
+          <w:rPr>
+            <w:noProof/>
+            <w:webHidden/>
+          </w:rPr>
+        </w:r>
+        <w:r>
+          <w:rPr>
+            <w:noProof/>
+            <w:webHidden/>
+          </w:rPr>
           <w:fldChar w:fldCharType="separate"/>
+        </w:r>
+        <w:r>
+          <w:rPr>
+            <w:noProof/>
+            <w:webHidden/>
+          </w:rPr>
           <w:t>26</w:t>
+        </w:r>
+        <w:r>
+          <w:rPr>
+            <w:noProof/>
+            <w:webHidden/>
+          </w:rPr>
           <w:fldChar w:fldCharType="end"/>
         </w:r>
       </w:hyperlink>
@@ -2392,10 +4200,46 @@
             <w:webHidden/>
           </w:rPr>
           <w:tab/>
+        </w:r>
+        <w:r>
+          <w:rPr>
+            <w:noProof/>
+            <w:webHidden/>
+          </w:rPr>
           <w:fldChar w:fldCharType="begin"/>
+        </w:r>
+        <w:r>
+          <w:rPr>
+            <w:noProof/>
+            <w:webHidden/>
+          </w:rPr>
           <w:instrText xml:space="preserve"> PAGEREF _Toc231381303 \h </w:instrText>
+        </w:r>
+        <w:r>
+          <w:rPr>
+            <w:noProof/>
+            <w:webHidden/>
+          </w:rPr>
+        </w:r>
+        <w:r>
+          <w:rPr>
+            <w:noProof/>
+            <w:webHidden/>
+          </w:rPr>
           <w:fldChar w:fldCharType="separate"/>
+        </w:r>
+        <w:r>
+          <w:rPr>
+            <w:noProof/>
+            <w:webHidden/>
+          </w:rPr>
           <w:t>26</w:t>
+        </w:r>
+        <w:r>
+          <w:rPr>
+            <w:noProof/>
+            <w:webHidden/>
+          </w:rPr>
           <w:fldChar w:fldCharType="end"/>
         </w:r>
       </w:hyperlink>
@@ -2430,10 +4274,46 @@
             <w:webHidden/>
           </w:rPr>
           <w:tab/>
+        </w:r>
+        <w:r>
+          <w:rPr>
+            <w:noProof/>
+            <w:webHidden/>
+          </w:rPr>
           <w:fldChar w:fldCharType="begin"/>
+        </w:r>
+        <w:r>
+          <w:rPr>
+            <w:noProof/>
+            <w:webHidden/>
+          </w:rPr>
           <w:instrText xml:space="preserve"> PAGEREF _Toc231381304 \h </w:instrText>
+        </w:r>
+        <w:r>
+          <w:rPr>
+            <w:noProof/>
+            <w:webHidden/>
+          </w:rPr>
+        </w:r>
+        <w:r>
+          <w:rPr>
+            <w:noProof/>
+            <w:webHidden/>
+          </w:rPr>
           <w:fldChar w:fldCharType="separate"/>
+        </w:r>
+        <w:r>
+          <w:rPr>
+            <w:noProof/>
+            <w:webHidden/>
+          </w:rPr>
           <w:t>27</w:t>
+        </w:r>
+        <w:r>
+          <w:rPr>
+            <w:noProof/>
+            <w:webHidden/>
+          </w:rPr>
           <w:fldChar w:fldCharType="end"/>
         </w:r>
       </w:hyperlink>
@@ -2468,10 +4348,46 @@
             <w:webHidden/>
           </w:rPr>
           <w:tab/>
+        </w:r>
+        <w:r>
+          <w:rPr>
+            <w:noProof/>
+            <w:webHidden/>
+          </w:rPr>
           <w:fldChar w:fldCharType="begin"/>
+        </w:r>
+        <w:r>
+          <w:rPr>
+            <w:noProof/>
+            <w:webHidden/>
+          </w:rPr>
           <w:instrText xml:space="preserve"> PAGEREF _Toc231381305 \h </w:instrText>
+        </w:r>
+        <w:r>
+          <w:rPr>
+            <w:noProof/>
+            <w:webHidden/>
+          </w:rPr>
+        </w:r>
+        <w:r>
+          <w:rPr>
+            <w:noProof/>
+            <w:webHidden/>
+          </w:rPr>
           <w:fldChar w:fldCharType="separate"/>
+        </w:r>
+        <w:r>
+          <w:rPr>
+            <w:noProof/>
+            <w:webHidden/>
+          </w:rPr>
           <w:t>27</w:t>
+        </w:r>
+        <w:r>
+          <w:rPr>
+            <w:noProof/>
+            <w:webHidden/>
+          </w:rPr>
           <w:fldChar w:fldCharType="end"/>
         </w:r>
       </w:hyperlink>
@@ -2506,10 +4422,46 @@
             <w:webHidden/>
           </w:rPr>
           <w:tab/>
+        </w:r>
+        <w:r>
+          <w:rPr>
+            <w:noProof/>
+            <w:webHidden/>
+          </w:rPr>
           <w:fldChar w:fldCharType="begin"/>
+        </w:r>
+        <w:r>
+          <w:rPr>
+            <w:noProof/>
+            <w:webHidden/>
+          </w:rPr>
           <w:instrText xml:space="preserve"> PAGEREF _Toc231381306 \h </w:instrText>
+        </w:r>
+        <w:r>
+          <w:rPr>
+            <w:noProof/>
+            <w:webHidden/>
+          </w:rPr>
+        </w:r>
+        <w:r>
+          <w:rPr>
+            <w:noProof/>
+            <w:webHidden/>
+          </w:rPr>
           <w:fldChar w:fldCharType="separate"/>
+        </w:r>
+        <w:r>
+          <w:rPr>
+            <w:noProof/>
+            <w:webHidden/>
+          </w:rPr>
           <w:t>28</w:t>
+        </w:r>
+        <w:r>
+          <w:rPr>
+            <w:noProof/>
+            <w:webHidden/>
+          </w:rPr>
           <w:fldChar w:fldCharType="end"/>
         </w:r>
       </w:hyperlink>
@@ -2544,10 +4496,46 @@
             <w:webHidden/>
           </w:rPr>
           <w:tab/>
+        </w:r>
+        <w:r>
+          <w:rPr>
+            <w:noProof/>
+            <w:webHidden/>
+          </w:rPr>
           <w:fldChar w:fldCharType="begin"/>
+        </w:r>
+        <w:r>
+          <w:rPr>
+            <w:noProof/>
+            <w:webHidden/>
+          </w:rPr>
           <w:instrText xml:space="preserve"> PAGEREF _Toc231381307 \h </w:instrText>
+        </w:r>
+        <w:r>
+          <w:rPr>
+            <w:noProof/>
+            <w:webHidden/>
+          </w:rPr>
+        </w:r>
+        <w:r>
+          <w:rPr>
+            <w:noProof/>
+            <w:webHidden/>
+          </w:rPr>
           <w:fldChar w:fldCharType="separate"/>
+        </w:r>
+        <w:r>
+          <w:rPr>
+            <w:noProof/>
+            <w:webHidden/>
+          </w:rPr>
           <w:t>28</w:t>
+        </w:r>
+        <w:r>
+          <w:rPr>
+            <w:noProof/>
+            <w:webHidden/>
+          </w:rPr>
           <w:fldChar w:fldCharType="end"/>
         </w:r>
       </w:hyperlink>
@@ -2582,10 +4570,46 @@
             <w:webHidden/>
           </w:rPr>
           <w:tab/>
+        </w:r>
+        <w:r>
+          <w:rPr>
+            <w:noProof/>
+            <w:webHidden/>
+          </w:rPr>
           <w:fldChar w:fldCharType="begin"/>
+        </w:r>
+        <w:r>
+          <w:rPr>
+            <w:noProof/>
+            <w:webHidden/>
+          </w:rPr>
           <w:instrText xml:space="preserve"> PAGEREF _Toc231381308 \h </w:instrText>
+        </w:r>
+        <w:r>
+          <w:rPr>
+            <w:noProof/>
+            <w:webHidden/>
+          </w:rPr>
+        </w:r>
+        <w:r>
+          <w:rPr>
+            <w:noProof/>
+            <w:webHidden/>
+          </w:rPr>
           <w:fldChar w:fldCharType="separate"/>
+        </w:r>
+        <w:r>
+          <w:rPr>
+            <w:noProof/>
+            <w:webHidden/>
+          </w:rPr>
           <w:t>28</w:t>
+        </w:r>
+        <w:r>
+          <w:rPr>
+            <w:noProof/>
+            <w:webHidden/>
+          </w:rPr>
           <w:fldChar w:fldCharType="end"/>
         </w:r>
       </w:hyperlink>
@@ -2620,10 +4644,46 @@
             <w:webHidden/>
           </w:rPr>
           <w:tab/>
+        </w:r>
+        <w:r>
+          <w:rPr>
+            <w:noProof/>
+            <w:webHidden/>
+          </w:rPr>
           <w:fldChar w:fldCharType="begin"/>
+        </w:r>
+        <w:r>
+          <w:rPr>
+            <w:noProof/>
+            <w:webHidden/>
+          </w:rPr>
           <w:instrText xml:space="preserve"> PAGEREF _Toc231381309 \h </w:instrText>
+        </w:r>
+        <w:r>
+          <w:rPr>
+            <w:noProof/>
+            <w:webHidden/>
+          </w:rPr>
+        </w:r>
+        <w:r>
+          <w:rPr>
+            <w:noProof/>
+            <w:webHidden/>
+          </w:rPr>
           <w:fldChar w:fldCharType="separate"/>
+        </w:r>
+        <w:r>
+          <w:rPr>
+            <w:noProof/>
+            <w:webHidden/>
+          </w:rPr>
           <w:t>29</w:t>
+        </w:r>
+        <w:r>
+          <w:rPr>
+            <w:noProof/>
+            <w:webHidden/>
+          </w:rPr>
           <w:fldChar w:fldCharType="end"/>
         </w:r>
       </w:hyperlink>
@@ -2658,10 +4718,46 @@
             <w:webHidden/>
           </w:rPr>
           <w:tab/>
+        </w:r>
+        <w:r>
+          <w:rPr>
+            <w:noProof/>
+            <w:webHidden/>
+          </w:rPr>
           <w:fldChar w:fldCharType="begin"/>
+        </w:r>
+        <w:r>
+          <w:rPr>
+            <w:noProof/>
+            <w:webHidden/>
+          </w:rPr>
           <w:instrText xml:space="preserve"> PAGEREF _Toc231381310 \h </w:instrText>
+        </w:r>
+        <w:r>
+          <w:rPr>
+            <w:noProof/>
+            <w:webHidden/>
+          </w:rPr>
+        </w:r>
+        <w:r>
+          <w:rPr>
+            <w:noProof/>
+            <w:webHidden/>
+          </w:rPr>
           <w:fldChar w:fldCharType="separate"/>
+        </w:r>
+        <w:r>
+          <w:rPr>
+            <w:noProof/>
+            <w:webHidden/>
+          </w:rPr>
           <w:t>29</w:t>
+        </w:r>
+        <w:r>
+          <w:rPr>
+            <w:noProof/>
+            <w:webHidden/>
+          </w:rPr>
           <w:fldChar w:fldCharType="end"/>
         </w:r>
       </w:hyperlink>
@@ -2696,10 +4792,46 @@
             <w:webHidden/>
           </w:rPr>
           <w:tab/>
+        </w:r>
+        <w:r>
+          <w:rPr>
+            <w:noProof/>
+            <w:webHidden/>
+          </w:rPr>
           <w:fldChar w:fldCharType="begin"/>
+        </w:r>
+        <w:r>
+          <w:rPr>
+            <w:noProof/>
+            <w:webHidden/>
+          </w:rPr>
           <w:instrText xml:space="preserve"> PAGEREF _Toc231381311 \h </w:instrText>
+        </w:r>
+        <w:r>
+          <w:rPr>
+            <w:noProof/>
+            <w:webHidden/>
+          </w:rPr>
+        </w:r>
+        <w:r>
+          <w:rPr>
+            <w:noProof/>
+            <w:webHidden/>
+          </w:rPr>
           <w:fldChar w:fldCharType="separate"/>
+        </w:r>
+        <w:r>
+          <w:rPr>
+            <w:noProof/>
+            <w:webHidden/>
+          </w:rPr>
           <w:t>30</w:t>
+        </w:r>
+        <w:r>
+          <w:rPr>
+            <w:noProof/>
+            <w:webHidden/>
+          </w:rPr>
           <w:fldChar w:fldCharType="end"/>
         </w:r>
       </w:hyperlink>
@@ -2734,10 +4866,46 @@
             <w:webHidden/>
           </w:rPr>
           <w:tab/>
+        </w:r>
+        <w:r>
+          <w:rPr>
+            <w:noProof/>
+            <w:webHidden/>
+          </w:rPr>
           <w:fldChar w:fldCharType="begin"/>
+        </w:r>
+        <w:r>
+          <w:rPr>
+            <w:noProof/>
+            <w:webHidden/>
+          </w:rPr>
           <w:instrText xml:space="preserve"> PAGEREF _Toc231381312 \h </w:instrText>
+        </w:r>
+        <w:r>
+          <w:rPr>
+            <w:noProof/>
+            <w:webHidden/>
+          </w:rPr>
+        </w:r>
+        <w:r>
+          <w:rPr>
+            <w:noProof/>
+            <w:webHidden/>
+          </w:rPr>
           <w:fldChar w:fldCharType="separate"/>
+        </w:r>
+        <w:r>
+          <w:rPr>
+            <w:noProof/>
+            <w:webHidden/>
+          </w:rPr>
           <w:t>30</w:t>
+        </w:r>
+        <w:r>
+          <w:rPr>
+            <w:noProof/>
+            <w:webHidden/>
+          </w:rPr>
           <w:fldChar w:fldCharType="end"/>
         </w:r>
       </w:hyperlink>
@@ -3325,6 +5493,8 @@
       </w:pPr>
       <w:r>
         <w:t xml:space="preserve">Quản lý đặt bàn và gọi món. Khách hàng có thể yêu cầu đặt bàn trực tiếp tại nhà hàng hoặc qua điện thoại. Nhân viên Phục vụ tiếp nhận thông tin đặt bàn, kiểm tra tình trạng bàn trống trên hệ thống và nhập thông tin vào phần mềm. Hệ thống ghi nhận tên </w:t>
+      </w:r>
+      <w:r>
         <w:lastRenderedPageBreak/>
         <w:t>khách, số điện thoại, thời gian đặt, số người và bàn được chọn, sau đó cập nhật trạng thái bàn thành “Đã đặt”. Đối với khách dùng bữa trực tiếp, nhân viên Phục vụ tiếp nhận yêu cầu gọi món và ghi nhận order trên hệ thống.</w:t>
       </w:r>
@@ -5082,6 +7252,11 @@
                 <w:sz w:val="22"/>
               </w:rPr>
               <w:t xml:space="preserve">Thống kê tổng nguyên vật liệu đã nhập trong </w:t>
+            </w:r>
+            <w:r>
+              <w:rPr>
+                <w:sz w:val="22"/>
+              </w:rPr>
               <w:lastRenderedPageBreak/>
               <w:t>kỳ.</w:t>
             </w:r>
@@ -8149,6 +10324,11 @@
                 <w:sz w:val="22"/>
               </w:rPr>
               <w:t xml:space="preserve">Kiểm tra phân quyền ở mỗi API; khóa tài khoản </w:t>
+            </w:r>
+            <w:r>
+              <w:rPr>
+                <w:sz w:val="22"/>
+              </w:rPr>
               <w:lastRenderedPageBreak/>
               <w:t>sau 5 lần sai; phiên tự hết hạn.</w:t>
             </w:r>
@@ -21850,9 +24030,8 @@
         <w:tblLook w:val="04A0" w:firstRow="1" w:lastRow="0" w:firstColumn="1" w:lastColumn="0" w:noHBand="0" w:noVBand="1"/>
       </w:tblPr>
       <w:tblGrid>
-        <w:gridCol w:w="1638"/>
-        <w:gridCol w:w="4644"/>
-        <w:gridCol w:w="3005"/>
+        <w:gridCol w:w="2422"/>
+        <w:gridCol w:w="6865"/>
       </w:tblGrid>
       <w:tr>
         <w:trPr>
@@ -21860,7 +24039,7 @@
         </w:trPr>
         <w:tc>
           <w:tcPr>
-            <w:tcW w:w="882" w:type="pct"/>
+            <w:tcW w:w="1304" w:type="pct"/>
             <w:shd w:val="clear" w:color="auto" w:fill="D9D9D9"/>
           </w:tcPr>
           <w:p>
@@ -21868,18 +24047,36 @@
               <w:spacing w:before="40" w:after="40"/>
               <w:jc w:val="center"/>
             </w:pPr>
+            <w:proofErr w:type="spellStart"/>
             <w:r>
               <w:rPr>
                 <w:b/>
                 <w:sz w:val="22"/>
               </w:rPr>
-              <w:t>Biểu mẫu</w:t>
-            </w:r>
-          </w:p>
-        </w:tc>
-        <w:tc>
-          <w:tcPr>
-            <w:tcW w:w="2500" w:type="pct"/>
+              <w:t>Biểu</w:t>
+            </w:r>
+            <w:proofErr w:type="spellEnd"/>
+            <w:r>
+              <w:rPr>
+                <w:b/>
+                <w:sz w:val="22"/>
+              </w:rPr>
+              <w:t xml:space="preserve"> </w:t>
+            </w:r>
+            <w:proofErr w:type="spellStart"/>
+            <w:r>
+              <w:rPr>
+                <w:b/>
+                <w:sz w:val="22"/>
+              </w:rPr>
+              <w:t>mẫu</w:t>
+            </w:r>
+            <w:proofErr w:type="spellEnd"/>
+          </w:p>
+        </w:tc>
+        <w:tc>
+          <w:tcPr>
+            <w:tcW w:w="3696" w:type="pct"/>
             <w:shd w:val="clear" w:color="auto" w:fill="D9D9D9"/>
           </w:tcPr>
           <w:p>
@@ -21896,33 +24093,14 @@
             </w:r>
           </w:p>
         </w:tc>
-        <w:tc>
-          <w:tcPr>
-            <w:tcW w:w="1618" w:type="pct"/>
-            <w:shd w:val="clear" w:color="auto" w:fill="D9D9D9"/>
-          </w:tcPr>
-          <w:p>
-            <w:pPr>
-              <w:spacing w:before="40" w:after="40"/>
-              <w:jc w:val="center"/>
-            </w:pPr>
-            <w:r>
-              <w:rPr>
-                <w:b/>
-                <w:sz w:val="22"/>
-              </w:rPr>
-              <w:t>Tệp giao diện</w:t>
-            </w:r>
-          </w:p>
-        </w:tc>
-      </w:tr>
-      <w:tr>
-        <w:trPr>
-          <w:jc w:val="center"/>
-        </w:trPr>
-        <w:tc>
-          <w:tcPr>
-            <w:tcW w:w="882" w:type="pct"/>
+      </w:tr>
+      <w:tr>
+        <w:trPr>
+          <w:jc w:val="center"/>
+        </w:trPr>
+        <w:tc>
+          <w:tcPr>
+            <w:tcW w:w="1304" w:type="pct"/>
           </w:tcPr>
           <w:p>
             <w:pPr>
@@ -21939,7 +24117,7 @@
         </w:tc>
         <w:tc>
           <w:tcPr>
-            <w:tcW w:w="2500" w:type="pct"/>
+            <w:tcW w:w="3696" w:type="pct"/>
           </w:tcPr>
           <w:p>
             <w:pPr>
@@ -21950,22 +24128,6 @@
                 <w:sz w:val="22"/>
               </w:rPr>
               <w:t>Đăng nhập</w:t>
-            </w:r>
-          </w:p>
-        </w:tc>
-        <w:tc>
-          <w:tcPr>
-            <w:tcW w:w="1618" w:type="pct"/>
-          </w:tcPr>
-          <w:p>
-            <w:pPr>
-              <w:spacing w:before="40" w:after="40"/>
-            </w:pPr>
-            <w:r>
-              <w:rPr>
-                <w:sz w:val="22"/>
-              </w:rPr>
-              <w:t>dang-nhap.html</w:t>
             </w:r>
           </w:p>
         </w:tc>
@@ -22194,9 +24356,8 @@
         <w:tblLook w:val="04A0" w:firstRow="1" w:lastRow="0" w:firstColumn="1" w:lastColumn="0" w:noHBand="0" w:noVBand="1"/>
       </w:tblPr>
       <w:tblGrid>
-        <w:gridCol w:w="1638"/>
-        <w:gridCol w:w="4644"/>
-        <w:gridCol w:w="3005"/>
+        <w:gridCol w:w="2422"/>
+        <w:gridCol w:w="6865"/>
       </w:tblGrid>
       <w:tr>
         <w:trPr>
@@ -22204,7 +24365,7 @@
         </w:trPr>
         <w:tc>
           <w:tcPr>
-            <w:tcW w:w="882" w:type="pct"/>
+            <w:tcW w:w="1304" w:type="pct"/>
             <w:shd w:val="clear" w:color="auto" w:fill="D9D9D9"/>
           </w:tcPr>
           <w:p>
@@ -22212,18 +24373,36 @@
               <w:spacing w:before="40" w:after="40"/>
               <w:jc w:val="center"/>
             </w:pPr>
+            <w:proofErr w:type="spellStart"/>
             <w:r>
               <w:rPr>
                 <w:b/>
                 <w:sz w:val="22"/>
               </w:rPr>
-              <w:t>Biểu mẫu</w:t>
-            </w:r>
-          </w:p>
-        </w:tc>
-        <w:tc>
-          <w:tcPr>
-            <w:tcW w:w="2500" w:type="pct"/>
+              <w:t>Biểu</w:t>
+            </w:r>
+            <w:proofErr w:type="spellEnd"/>
+            <w:r>
+              <w:rPr>
+                <w:b/>
+                <w:sz w:val="22"/>
+              </w:rPr>
+              <w:t xml:space="preserve"> </w:t>
+            </w:r>
+            <w:proofErr w:type="spellStart"/>
+            <w:r>
+              <w:rPr>
+                <w:b/>
+                <w:sz w:val="22"/>
+              </w:rPr>
+              <w:t>mẫu</w:t>
+            </w:r>
+            <w:proofErr w:type="spellEnd"/>
+          </w:p>
+        </w:tc>
+        <w:tc>
+          <w:tcPr>
+            <w:tcW w:w="3696" w:type="pct"/>
             <w:shd w:val="clear" w:color="auto" w:fill="D9D9D9"/>
           </w:tcPr>
           <w:p>
@@ -22240,33 +24419,14 @@
             </w:r>
           </w:p>
         </w:tc>
-        <w:tc>
-          <w:tcPr>
-            <w:tcW w:w="1618" w:type="pct"/>
-            <w:shd w:val="clear" w:color="auto" w:fill="D9D9D9"/>
-          </w:tcPr>
-          <w:p>
-            <w:pPr>
-              <w:spacing w:before="40" w:after="40"/>
-              <w:jc w:val="center"/>
-            </w:pPr>
-            <w:r>
-              <w:rPr>
-                <w:b/>
-                <w:sz w:val="22"/>
-              </w:rPr>
-              <w:t>Tệp giao diện</w:t>
-            </w:r>
-          </w:p>
-        </w:tc>
-      </w:tr>
-      <w:tr>
-        <w:trPr>
-          <w:jc w:val="center"/>
-        </w:trPr>
-        <w:tc>
-          <w:tcPr>
-            <w:tcW w:w="882" w:type="pct"/>
+      </w:tr>
+      <w:tr>
+        <w:trPr>
+          <w:jc w:val="center"/>
+        </w:trPr>
+        <w:tc>
+          <w:tcPr>
+            <w:tcW w:w="1304" w:type="pct"/>
           </w:tcPr>
           <w:p>
             <w:pPr>
@@ -22283,7 +24443,7 @@
         </w:tc>
         <w:tc>
           <w:tcPr>
-            <w:tcW w:w="2500" w:type="pct"/>
+            <w:tcW w:w="3696" w:type="pct"/>
           </w:tcPr>
           <w:p>
             <w:pPr>
@@ -22297,30 +24457,14 @@
             </w:r>
           </w:p>
         </w:tc>
-        <w:tc>
-          <w:tcPr>
-            <w:tcW w:w="1618" w:type="pct"/>
-          </w:tcPr>
-          <w:p>
-            <w:pPr>
-              <w:spacing w:before="40" w:after="40"/>
-            </w:pPr>
-            <w:r>
-              <w:rPr>
-                <w:sz w:val="22"/>
-              </w:rPr>
-              <w:t>pv-dat-ban.html</w:t>
-            </w:r>
-          </w:p>
-        </w:tc>
-      </w:tr>
-      <w:tr>
-        <w:trPr>
-          <w:jc w:val="center"/>
-        </w:trPr>
-        <w:tc>
-          <w:tcPr>
-            <w:tcW w:w="882" w:type="pct"/>
+      </w:tr>
+      <w:tr>
+        <w:trPr>
+          <w:jc w:val="center"/>
+        </w:trPr>
+        <w:tc>
+          <w:tcPr>
+            <w:tcW w:w="1304" w:type="pct"/>
           </w:tcPr>
           <w:p>
             <w:pPr>
@@ -22337,7 +24481,7 @@
         </w:tc>
         <w:tc>
           <w:tcPr>
-            <w:tcW w:w="2500" w:type="pct"/>
+            <w:tcW w:w="3696" w:type="pct"/>
           </w:tcPr>
           <w:p>
             <w:pPr>
@@ -22351,30 +24495,14 @@
             </w:r>
           </w:p>
         </w:tc>
-        <w:tc>
-          <w:tcPr>
-            <w:tcW w:w="1618" w:type="pct"/>
-          </w:tcPr>
-          <w:p>
-            <w:pPr>
-              <w:spacing w:before="40" w:after="40"/>
-            </w:pPr>
-            <w:r>
-              <w:rPr>
-                <w:sz w:val="22"/>
-              </w:rPr>
-              <w:t>pv-goi-mon.html</w:t>
-            </w:r>
-          </w:p>
-        </w:tc>
-      </w:tr>
-      <w:tr>
-        <w:trPr>
-          <w:jc w:val="center"/>
-        </w:trPr>
-        <w:tc>
-          <w:tcPr>
-            <w:tcW w:w="882" w:type="pct"/>
+      </w:tr>
+      <w:tr>
+        <w:trPr>
+          <w:jc w:val="center"/>
+        </w:trPr>
+        <w:tc>
+          <w:tcPr>
+            <w:tcW w:w="1304" w:type="pct"/>
           </w:tcPr>
           <w:p>
             <w:pPr>
@@ -22391,7 +24519,7 @@
         </w:tc>
         <w:tc>
           <w:tcPr>
-            <w:tcW w:w="2500" w:type="pct"/>
+            <w:tcW w:w="3696" w:type="pct"/>
           </w:tcPr>
           <w:p>
             <w:pPr>
@@ -22405,30 +24533,14 @@
             </w:r>
           </w:p>
         </w:tc>
-        <w:tc>
-          <w:tcPr>
-            <w:tcW w:w="1618" w:type="pct"/>
-          </w:tcPr>
-          <w:p>
-            <w:pPr>
-              <w:spacing w:before="40" w:after="40"/>
-            </w:pPr>
-            <w:r>
-              <w:rPr>
-                <w:sz w:val="22"/>
-              </w:rPr>
-              <w:t>pv-phuc-vu.html</w:t>
-            </w:r>
-          </w:p>
-        </w:tc>
-      </w:tr>
-      <w:tr>
-        <w:trPr>
-          <w:jc w:val="center"/>
-        </w:trPr>
-        <w:tc>
-          <w:tcPr>
-            <w:tcW w:w="882" w:type="pct"/>
+      </w:tr>
+      <w:tr>
+        <w:trPr>
+          <w:jc w:val="center"/>
+        </w:trPr>
+        <w:tc>
+          <w:tcPr>
+            <w:tcW w:w="1304" w:type="pct"/>
           </w:tcPr>
           <w:p>
             <w:pPr>
@@ -22445,7 +24557,7 @@
         </w:tc>
         <w:tc>
           <w:tcPr>
-            <w:tcW w:w="2500" w:type="pct"/>
+            <w:tcW w:w="3696" w:type="pct"/>
           </w:tcPr>
           <w:p>
             <w:pPr>
@@ -22456,22 +24568,6 @@
                 <w:sz w:val="22"/>
               </w:rPr>
               <w:t>Phiếu chuyển bếp</w:t>
-            </w:r>
-          </w:p>
-        </w:tc>
-        <w:tc>
-          <w:tcPr>
-            <w:tcW w:w="1618" w:type="pct"/>
-          </w:tcPr>
-          <w:p>
-            <w:pPr>
-              <w:spacing w:before="40" w:after="40"/>
-            </w:pPr>
-            <w:r>
-              <w:rPr>
-                <w:sz w:val="22"/>
-              </w:rPr>
-              <w:t>pv-phieu-bep.html</w:t>
             </w:r>
           </w:p>
         </w:tc>
@@ -23246,9 +25342,8 @@
         <w:tblLook w:val="04A0" w:firstRow="1" w:lastRow="0" w:firstColumn="1" w:lastColumn="0" w:noHBand="0" w:noVBand="1"/>
       </w:tblPr>
       <w:tblGrid>
-        <w:gridCol w:w="1638"/>
-        <w:gridCol w:w="4644"/>
-        <w:gridCol w:w="3005"/>
+        <w:gridCol w:w="2422"/>
+        <w:gridCol w:w="6865"/>
       </w:tblGrid>
       <w:tr>
         <w:trPr>
@@ -23256,7 +25351,7 @@
         </w:trPr>
         <w:tc>
           <w:tcPr>
-            <w:tcW w:w="882" w:type="pct"/>
+            <w:tcW w:w="1304" w:type="pct"/>
             <w:shd w:val="clear" w:color="auto" w:fill="D9D9D9"/>
           </w:tcPr>
           <w:p>
@@ -23264,18 +25359,36 @@
               <w:spacing w:before="40" w:after="40"/>
               <w:jc w:val="center"/>
             </w:pPr>
+            <w:proofErr w:type="spellStart"/>
             <w:r>
               <w:rPr>
                 <w:b/>
                 <w:sz w:val="22"/>
               </w:rPr>
-              <w:t>Biểu mẫu</w:t>
-            </w:r>
-          </w:p>
-        </w:tc>
-        <w:tc>
-          <w:tcPr>
-            <w:tcW w:w="2500" w:type="pct"/>
+              <w:t>Biểu</w:t>
+            </w:r>
+            <w:proofErr w:type="spellEnd"/>
+            <w:r>
+              <w:rPr>
+                <w:b/>
+                <w:sz w:val="22"/>
+              </w:rPr>
+              <w:t xml:space="preserve"> </w:t>
+            </w:r>
+            <w:proofErr w:type="spellStart"/>
+            <w:r>
+              <w:rPr>
+                <w:b/>
+                <w:sz w:val="22"/>
+              </w:rPr>
+              <w:t>mẫu</w:t>
+            </w:r>
+            <w:proofErr w:type="spellEnd"/>
+          </w:p>
+        </w:tc>
+        <w:tc>
+          <w:tcPr>
+            <w:tcW w:w="3696" w:type="pct"/>
             <w:shd w:val="clear" w:color="auto" w:fill="D9D9D9"/>
           </w:tcPr>
           <w:p>
@@ -23292,33 +25405,14 @@
             </w:r>
           </w:p>
         </w:tc>
-        <w:tc>
-          <w:tcPr>
-            <w:tcW w:w="1618" w:type="pct"/>
-            <w:shd w:val="clear" w:color="auto" w:fill="D9D9D9"/>
-          </w:tcPr>
-          <w:p>
-            <w:pPr>
-              <w:spacing w:before="40" w:after="40"/>
-              <w:jc w:val="center"/>
-            </w:pPr>
-            <w:r>
-              <w:rPr>
-                <w:b/>
-                <w:sz w:val="22"/>
-              </w:rPr>
-              <w:t>Tệp giao diện</w:t>
-            </w:r>
-          </w:p>
-        </w:tc>
-      </w:tr>
-      <w:tr>
-        <w:trPr>
-          <w:jc w:val="center"/>
-        </w:trPr>
-        <w:tc>
-          <w:tcPr>
-            <w:tcW w:w="882" w:type="pct"/>
+      </w:tr>
+      <w:tr>
+        <w:trPr>
+          <w:jc w:val="center"/>
+        </w:trPr>
+        <w:tc>
+          <w:tcPr>
+            <w:tcW w:w="1304" w:type="pct"/>
           </w:tcPr>
           <w:p>
             <w:pPr>
@@ -23335,7 +25429,7 @@
         </w:tc>
         <w:tc>
           <w:tcPr>
-            <w:tcW w:w="2500" w:type="pct"/>
+            <w:tcW w:w="3696" w:type="pct"/>
           </w:tcPr>
           <w:p>
             <w:pPr>
@@ -23349,30 +25443,14 @@
             </w:r>
           </w:p>
         </w:tc>
-        <w:tc>
-          <w:tcPr>
-            <w:tcW w:w="1618" w:type="pct"/>
-          </w:tcPr>
-          <w:p>
-            <w:pPr>
-              <w:spacing w:before="40" w:after="40"/>
-            </w:pPr>
-            <w:r>
-              <w:rPr>
-                <w:sz w:val="22"/>
-              </w:rPr>
-              <w:t>bep-kitchen-display.html</w:t>
-            </w:r>
-          </w:p>
-        </w:tc>
-      </w:tr>
-      <w:tr>
-        <w:trPr>
-          <w:jc w:val="center"/>
-        </w:trPr>
-        <w:tc>
-          <w:tcPr>
-            <w:tcW w:w="882" w:type="pct"/>
+      </w:tr>
+      <w:tr>
+        <w:trPr>
+          <w:jc w:val="center"/>
+        </w:trPr>
+        <w:tc>
+          <w:tcPr>
+            <w:tcW w:w="1304" w:type="pct"/>
           </w:tcPr>
           <w:p>
             <w:pPr>
@@ -23389,7 +25467,7 @@
         </w:tc>
         <w:tc>
           <w:tcPr>
-            <w:tcW w:w="2500" w:type="pct"/>
+            <w:tcW w:w="3696" w:type="pct"/>
           </w:tcPr>
           <w:p>
             <w:pPr>
@@ -23400,22 +25478,6 @@
                 <w:sz w:val="22"/>
               </w:rPr>
               <w:t>Phiếu order bếp (in)</w:t>
-            </w:r>
-          </w:p>
-        </w:tc>
-        <w:tc>
-          <w:tcPr>
-            <w:tcW w:w="1618" w:type="pct"/>
-          </w:tcPr>
-          <w:p>
-            <w:pPr>
-              <w:spacing w:before="40" w:after="40"/>
-            </w:pPr>
-            <w:r>
-              <w:rPr>
-                <w:sz w:val="22"/>
-              </w:rPr>
-              <w:t>bep-phieu-order.html</w:t>
             </w:r>
           </w:p>
         </w:tc>
@@ -23828,9 +25890,8 @@
         <w:tblLook w:val="04A0" w:firstRow="1" w:lastRow="0" w:firstColumn="1" w:lastColumn="0" w:noHBand="0" w:noVBand="1"/>
       </w:tblPr>
       <w:tblGrid>
-        <w:gridCol w:w="1638"/>
-        <w:gridCol w:w="4644"/>
-        <w:gridCol w:w="3005"/>
+        <w:gridCol w:w="2422"/>
+        <w:gridCol w:w="6865"/>
       </w:tblGrid>
       <w:tr>
         <w:trPr>
@@ -23838,7 +25899,7 @@
         </w:trPr>
         <w:tc>
           <w:tcPr>
-            <w:tcW w:w="882" w:type="pct"/>
+            <w:tcW w:w="1304" w:type="pct"/>
             <w:shd w:val="clear" w:color="auto" w:fill="D9D9D9"/>
           </w:tcPr>
           <w:p>
@@ -23846,18 +25907,36 @@
               <w:spacing w:before="40" w:after="40"/>
               <w:jc w:val="center"/>
             </w:pPr>
+            <w:proofErr w:type="spellStart"/>
             <w:r>
               <w:rPr>
                 <w:b/>
                 <w:sz w:val="22"/>
               </w:rPr>
-              <w:t>Biểu mẫu</w:t>
-            </w:r>
-          </w:p>
-        </w:tc>
-        <w:tc>
-          <w:tcPr>
-            <w:tcW w:w="2500" w:type="pct"/>
+              <w:t>Biểu</w:t>
+            </w:r>
+            <w:proofErr w:type="spellEnd"/>
+            <w:r>
+              <w:rPr>
+                <w:b/>
+                <w:sz w:val="22"/>
+              </w:rPr>
+              <w:t xml:space="preserve"> </w:t>
+            </w:r>
+            <w:proofErr w:type="spellStart"/>
+            <w:r>
+              <w:rPr>
+                <w:b/>
+                <w:sz w:val="22"/>
+              </w:rPr>
+              <w:t>mẫu</w:t>
+            </w:r>
+            <w:proofErr w:type="spellEnd"/>
+          </w:p>
+        </w:tc>
+        <w:tc>
+          <w:tcPr>
+            <w:tcW w:w="3696" w:type="pct"/>
             <w:shd w:val="clear" w:color="auto" w:fill="D9D9D9"/>
           </w:tcPr>
           <w:p>
@@ -23874,33 +25953,14 @@
             </w:r>
           </w:p>
         </w:tc>
-        <w:tc>
-          <w:tcPr>
-            <w:tcW w:w="1618" w:type="pct"/>
-            <w:shd w:val="clear" w:color="auto" w:fill="D9D9D9"/>
-          </w:tcPr>
-          <w:p>
-            <w:pPr>
-              <w:spacing w:before="40" w:after="40"/>
-              <w:jc w:val="center"/>
-            </w:pPr>
-            <w:r>
-              <w:rPr>
-                <w:b/>
-                <w:sz w:val="22"/>
-              </w:rPr>
-              <w:t>Tệp giao diện</w:t>
-            </w:r>
-          </w:p>
-        </w:tc>
-      </w:tr>
-      <w:tr>
-        <w:trPr>
-          <w:jc w:val="center"/>
-        </w:trPr>
-        <w:tc>
-          <w:tcPr>
-            <w:tcW w:w="882" w:type="pct"/>
+      </w:tr>
+      <w:tr>
+        <w:trPr>
+          <w:jc w:val="center"/>
+        </w:trPr>
+        <w:tc>
+          <w:tcPr>
+            <w:tcW w:w="1304" w:type="pct"/>
           </w:tcPr>
           <w:p>
             <w:pPr>
@@ -23917,7 +25977,7 @@
         </w:tc>
         <w:tc>
           <w:tcPr>
-            <w:tcW w:w="2500" w:type="pct"/>
+            <w:tcW w:w="3696" w:type="pct"/>
           </w:tcPr>
           <w:p>
             <w:pPr>
@@ -23931,30 +25991,14 @@
             </w:r>
           </w:p>
         </w:tc>
-        <w:tc>
-          <w:tcPr>
-            <w:tcW w:w="1618" w:type="pct"/>
-          </w:tcPr>
-          <w:p>
-            <w:pPr>
-              <w:spacing w:before="40" w:after="40"/>
-            </w:pPr>
-            <w:r>
-              <w:rPr>
-                <w:sz w:val="22"/>
-              </w:rPr>
-              <w:t>tn-thanh-toan.html</w:t>
-            </w:r>
-          </w:p>
-        </w:tc>
-      </w:tr>
-      <w:tr>
-        <w:trPr>
-          <w:jc w:val="center"/>
-        </w:trPr>
-        <w:tc>
-          <w:tcPr>
-            <w:tcW w:w="882" w:type="pct"/>
+      </w:tr>
+      <w:tr>
+        <w:trPr>
+          <w:jc w:val="center"/>
+        </w:trPr>
+        <w:tc>
+          <w:tcPr>
+            <w:tcW w:w="1304" w:type="pct"/>
           </w:tcPr>
           <w:p>
             <w:pPr>
@@ -23971,7 +26015,7 @@
         </w:tc>
         <w:tc>
           <w:tcPr>
-            <w:tcW w:w="2500" w:type="pct"/>
+            <w:tcW w:w="3696" w:type="pct"/>
           </w:tcPr>
           <w:p>
             <w:pPr>
@@ -23985,30 +26029,14 @@
             </w:r>
           </w:p>
         </w:tc>
-        <w:tc>
-          <w:tcPr>
-            <w:tcW w:w="1618" w:type="pct"/>
-          </w:tcPr>
-          <w:p>
-            <w:pPr>
-              <w:spacing w:before="40" w:after="40"/>
-            </w:pPr>
-            <w:r>
-              <w:rPr>
-                <w:sz w:val="22"/>
-              </w:rPr>
-              <w:t>tn-hoa-don.html</w:t>
-            </w:r>
-          </w:p>
-        </w:tc>
-      </w:tr>
-      <w:tr>
-        <w:trPr>
-          <w:jc w:val="center"/>
-        </w:trPr>
-        <w:tc>
-          <w:tcPr>
-            <w:tcW w:w="882" w:type="pct"/>
+      </w:tr>
+      <w:tr>
+        <w:trPr>
+          <w:jc w:val="center"/>
+        </w:trPr>
+        <w:tc>
+          <w:tcPr>
+            <w:tcW w:w="1304" w:type="pct"/>
           </w:tcPr>
           <w:p>
             <w:pPr>
@@ -24025,7 +26053,7 @@
         </w:tc>
         <w:tc>
           <w:tcPr>
-            <w:tcW w:w="2500" w:type="pct"/>
+            <w:tcW w:w="3696" w:type="pct"/>
           </w:tcPr>
           <w:p>
             <w:pPr>
@@ -24036,22 +26064,6 @@
                 <w:sz w:val="22"/>
               </w:rPr>
               <w:t>Báo cáo doanh thu</w:t>
-            </w:r>
-          </w:p>
-        </w:tc>
-        <w:tc>
-          <w:tcPr>
-            <w:tcW w:w="1618" w:type="pct"/>
-          </w:tcPr>
-          <w:p>
-            <w:pPr>
-              <w:spacing w:before="40" w:after="40"/>
-            </w:pPr>
-            <w:r>
-              <w:rPr>
-                <w:sz w:val="22"/>
-              </w:rPr>
-              <w:t>tn-bao-cao-doanh-thu.html</w:t>
             </w:r>
           </w:p>
         </w:tc>
@@ -24648,9 +26660,8 @@
         <w:tblLook w:val="04A0" w:firstRow="1" w:lastRow="0" w:firstColumn="1" w:lastColumn="0" w:noHBand="0" w:noVBand="1"/>
       </w:tblPr>
       <w:tblGrid>
-        <w:gridCol w:w="1638"/>
-        <w:gridCol w:w="4644"/>
-        <w:gridCol w:w="3005"/>
+        <w:gridCol w:w="2422"/>
+        <w:gridCol w:w="6865"/>
       </w:tblGrid>
       <w:tr>
         <w:trPr>
@@ -24658,7 +26669,7 @@
         </w:trPr>
         <w:tc>
           <w:tcPr>
-            <w:tcW w:w="882" w:type="pct"/>
+            <w:tcW w:w="1304" w:type="pct"/>
             <w:shd w:val="clear" w:color="auto" w:fill="D9D9D9"/>
           </w:tcPr>
           <w:p>
@@ -24666,18 +26677,36 @@
               <w:spacing w:before="40" w:after="40"/>
               <w:jc w:val="center"/>
             </w:pPr>
+            <w:proofErr w:type="spellStart"/>
             <w:r>
               <w:rPr>
                 <w:b/>
                 <w:sz w:val="22"/>
               </w:rPr>
-              <w:t>Biểu mẫu</w:t>
-            </w:r>
-          </w:p>
-        </w:tc>
-        <w:tc>
-          <w:tcPr>
-            <w:tcW w:w="2500" w:type="pct"/>
+              <w:t>Biểu</w:t>
+            </w:r>
+            <w:proofErr w:type="spellEnd"/>
+            <w:r>
+              <w:rPr>
+                <w:b/>
+                <w:sz w:val="22"/>
+              </w:rPr>
+              <w:t xml:space="preserve"> </w:t>
+            </w:r>
+            <w:proofErr w:type="spellStart"/>
+            <w:r>
+              <w:rPr>
+                <w:b/>
+                <w:sz w:val="22"/>
+              </w:rPr>
+              <w:t>mẫu</w:t>
+            </w:r>
+            <w:proofErr w:type="spellEnd"/>
+          </w:p>
+        </w:tc>
+        <w:tc>
+          <w:tcPr>
+            <w:tcW w:w="3696" w:type="pct"/>
             <w:shd w:val="clear" w:color="auto" w:fill="D9D9D9"/>
           </w:tcPr>
           <w:p>
@@ -24694,33 +26723,14 @@
             </w:r>
           </w:p>
         </w:tc>
-        <w:tc>
-          <w:tcPr>
-            <w:tcW w:w="1618" w:type="pct"/>
-            <w:shd w:val="clear" w:color="auto" w:fill="D9D9D9"/>
-          </w:tcPr>
-          <w:p>
-            <w:pPr>
-              <w:spacing w:before="40" w:after="40"/>
-              <w:jc w:val="center"/>
-            </w:pPr>
-            <w:r>
-              <w:rPr>
-                <w:b/>
-                <w:sz w:val="22"/>
-              </w:rPr>
-              <w:t>Tệp giao diện</w:t>
-            </w:r>
-          </w:p>
-        </w:tc>
-      </w:tr>
-      <w:tr>
-        <w:trPr>
-          <w:jc w:val="center"/>
-        </w:trPr>
-        <w:tc>
-          <w:tcPr>
-            <w:tcW w:w="882" w:type="pct"/>
+      </w:tr>
+      <w:tr>
+        <w:trPr>
+          <w:jc w:val="center"/>
+        </w:trPr>
+        <w:tc>
+          <w:tcPr>
+            <w:tcW w:w="1304" w:type="pct"/>
           </w:tcPr>
           <w:p>
             <w:pPr>
@@ -24737,7 +26747,7 @@
         </w:tc>
         <w:tc>
           <w:tcPr>
-            <w:tcW w:w="2500" w:type="pct"/>
+            <w:tcW w:w="3696" w:type="pct"/>
           </w:tcPr>
           <w:p>
             <w:pPr>
@@ -24751,30 +26761,14 @@
             </w:r>
           </w:p>
         </w:tc>
-        <w:tc>
-          <w:tcPr>
-            <w:tcW w:w="1618" w:type="pct"/>
-          </w:tcPr>
-          <w:p>
-            <w:pPr>
-              <w:spacing w:before="40" w:after="40"/>
-            </w:pPr>
-            <w:r>
-              <w:rPr>
-                <w:sz w:val="22"/>
-              </w:rPr>
-              <w:t>kho-nhap.html</w:t>
-            </w:r>
-          </w:p>
-        </w:tc>
-      </w:tr>
-      <w:tr>
-        <w:trPr>
-          <w:jc w:val="center"/>
-        </w:trPr>
-        <w:tc>
-          <w:tcPr>
-            <w:tcW w:w="882" w:type="pct"/>
+      </w:tr>
+      <w:tr>
+        <w:trPr>
+          <w:jc w:val="center"/>
+        </w:trPr>
+        <w:tc>
+          <w:tcPr>
+            <w:tcW w:w="1304" w:type="pct"/>
           </w:tcPr>
           <w:p>
             <w:pPr>
@@ -24792,7 +26786,7 @@
         </w:tc>
         <w:tc>
           <w:tcPr>
-            <w:tcW w:w="2500" w:type="pct"/>
+            <w:tcW w:w="3696" w:type="pct"/>
           </w:tcPr>
           <w:p>
             <w:pPr>
@@ -24806,30 +26800,14 @@
             </w:r>
           </w:p>
         </w:tc>
-        <w:tc>
-          <w:tcPr>
-            <w:tcW w:w="1618" w:type="pct"/>
-          </w:tcPr>
-          <w:p>
-            <w:pPr>
-              <w:spacing w:before="40" w:after="40"/>
-            </w:pPr>
-            <w:r>
-              <w:rPr>
-                <w:sz w:val="22"/>
-              </w:rPr>
-              <w:t>kho-xuat.html</w:t>
-            </w:r>
-          </w:p>
-        </w:tc>
-      </w:tr>
-      <w:tr>
-        <w:trPr>
-          <w:jc w:val="center"/>
-        </w:trPr>
-        <w:tc>
-          <w:tcPr>
-            <w:tcW w:w="882" w:type="pct"/>
+      </w:tr>
+      <w:tr>
+        <w:trPr>
+          <w:jc w:val="center"/>
+        </w:trPr>
+        <w:tc>
+          <w:tcPr>
+            <w:tcW w:w="1304" w:type="pct"/>
           </w:tcPr>
           <w:p>
             <w:pPr>
@@ -24846,7 +26824,7 @@
         </w:tc>
         <w:tc>
           <w:tcPr>
-            <w:tcW w:w="2500" w:type="pct"/>
+            <w:tcW w:w="3696" w:type="pct"/>
           </w:tcPr>
           <w:p>
             <w:pPr>
@@ -24860,30 +26838,14 @@
             </w:r>
           </w:p>
         </w:tc>
-        <w:tc>
-          <w:tcPr>
-            <w:tcW w:w="1618" w:type="pct"/>
-          </w:tcPr>
-          <w:p>
-            <w:pPr>
-              <w:spacing w:before="40" w:after="40"/>
-            </w:pPr>
-            <w:r>
-              <w:rPr>
-                <w:sz w:val="22"/>
-              </w:rPr>
-              <w:t>kho-bc-ton.html</w:t>
-            </w:r>
-          </w:p>
-        </w:tc>
-      </w:tr>
-      <w:tr>
-        <w:trPr>
-          <w:jc w:val="center"/>
-        </w:trPr>
-        <w:tc>
-          <w:tcPr>
-            <w:tcW w:w="882" w:type="pct"/>
+      </w:tr>
+      <w:tr>
+        <w:trPr>
+          <w:jc w:val="center"/>
+        </w:trPr>
+        <w:tc>
+          <w:tcPr>
+            <w:tcW w:w="1304" w:type="pct"/>
           </w:tcPr>
           <w:p>
             <w:pPr>
@@ -24900,7 +26862,7 @@
         </w:tc>
         <w:tc>
           <w:tcPr>
-            <w:tcW w:w="2500" w:type="pct"/>
+            <w:tcW w:w="3696" w:type="pct"/>
           </w:tcPr>
           <w:p>
             <w:pPr>
@@ -24914,30 +26876,14 @@
             </w:r>
           </w:p>
         </w:tc>
-        <w:tc>
-          <w:tcPr>
-            <w:tcW w:w="1618" w:type="pct"/>
-          </w:tcPr>
-          <w:p>
-            <w:pPr>
-              <w:spacing w:before="40" w:after="40"/>
-            </w:pPr>
-            <w:r>
-              <w:rPr>
-                <w:sz w:val="22"/>
-              </w:rPr>
-              <w:t>kho-bc-nhap.html</w:t>
-            </w:r>
-          </w:p>
-        </w:tc>
-      </w:tr>
-      <w:tr>
-        <w:trPr>
-          <w:jc w:val="center"/>
-        </w:trPr>
-        <w:tc>
-          <w:tcPr>
-            <w:tcW w:w="882" w:type="pct"/>
+      </w:tr>
+      <w:tr>
+        <w:trPr>
+          <w:jc w:val="center"/>
+        </w:trPr>
+        <w:tc>
+          <w:tcPr>
+            <w:tcW w:w="1304" w:type="pct"/>
           </w:tcPr>
           <w:p>
             <w:pPr>
@@ -24954,7 +26900,7 @@
         </w:tc>
         <w:tc>
           <w:tcPr>
-            <w:tcW w:w="2500" w:type="pct"/>
+            <w:tcW w:w="3696" w:type="pct"/>
           </w:tcPr>
           <w:p>
             <w:pPr>
@@ -24965,22 +26911,6 @@
                 <w:sz w:val="22"/>
               </w:rPr>
               <w:t>Báo cáo xuất kho</w:t>
-            </w:r>
-          </w:p>
-        </w:tc>
-        <w:tc>
-          <w:tcPr>
-            <w:tcW w:w="1618" w:type="pct"/>
-          </w:tcPr>
-          <w:p>
-            <w:pPr>
-              <w:spacing w:before="40" w:after="40"/>
-            </w:pPr>
-            <w:r>
-              <w:rPr>
-                <w:sz w:val="22"/>
-              </w:rPr>
-              <w:t>kho-bc-xuat.html</w:t>
             </w:r>
           </w:p>
         </w:tc>
@@ -25945,9 +27875,8 @@
         <w:tblLook w:val="04A0" w:firstRow="1" w:lastRow="0" w:firstColumn="1" w:lastColumn="0" w:noHBand="0" w:noVBand="1"/>
       </w:tblPr>
       <w:tblGrid>
-        <w:gridCol w:w="1638"/>
-        <w:gridCol w:w="4644"/>
-        <w:gridCol w:w="3005"/>
+        <w:gridCol w:w="2422"/>
+        <w:gridCol w:w="6865"/>
       </w:tblGrid>
       <w:tr>
         <w:trPr>
@@ -25955,7 +27884,7 @@
         </w:trPr>
         <w:tc>
           <w:tcPr>
-            <w:tcW w:w="882" w:type="pct"/>
+            <w:tcW w:w="1304" w:type="pct"/>
             <w:shd w:val="clear" w:color="auto" w:fill="D9D9D9"/>
           </w:tcPr>
           <w:p>
@@ -25963,18 +27892,36 @@
               <w:spacing w:before="40" w:after="40"/>
               <w:jc w:val="center"/>
             </w:pPr>
+            <w:proofErr w:type="spellStart"/>
             <w:r>
               <w:rPr>
                 <w:b/>
                 <w:sz w:val="22"/>
               </w:rPr>
-              <w:t>Biểu mẫu</w:t>
-            </w:r>
-          </w:p>
-        </w:tc>
-        <w:tc>
-          <w:tcPr>
-            <w:tcW w:w="2500" w:type="pct"/>
+              <w:t>Biểu</w:t>
+            </w:r>
+            <w:proofErr w:type="spellEnd"/>
+            <w:r>
+              <w:rPr>
+                <w:b/>
+                <w:sz w:val="22"/>
+              </w:rPr>
+              <w:t xml:space="preserve"> </w:t>
+            </w:r>
+            <w:proofErr w:type="spellStart"/>
+            <w:r>
+              <w:rPr>
+                <w:b/>
+                <w:sz w:val="22"/>
+              </w:rPr>
+              <w:t>mẫu</w:t>
+            </w:r>
+            <w:proofErr w:type="spellEnd"/>
+          </w:p>
+        </w:tc>
+        <w:tc>
+          <w:tcPr>
+            <w:tcW w:w="3696" w:type="pct"/>
             <w:shd w:val="clear" w:color="auto" w:fill="D9D9D9"/>
           </w:tcPr>
           <w:p>
@@ -25991,33 +27938,14 @@
             </w:r>
           </w:p>
         </w:tc>
-        <w:tc>
-          <w:tcPr>
-            <w:tcW w:w="1618" w:type="pct"/>
-            <w:shd w:val="clear" w:color="auto" w:fill="D9D9D9"/>
-          </w:tcPr>
-          <w:p>
-            <w:pPr>
-              <w:spacing w:before="40" w:after="40"/>
-              <w:jc w:val="center"/>
-            </w:pPr>
-            <w:r>
-              <w:rPr>
-                <w:b/>
-                <w:sz w:val="22"/>
-              </w:rPr>
-              <w:t>Tệp giao diện</w:t>
-            </w:r>
-          </w:p>
-        </w:tc>
-      </w:tr>
-      <w:tr>
-        <w:trPr>
-          <w:jc w:val="center"/>
-        </w:trPr>
-        <w:tc>
-          <w:tcPr>
-            <w:tcW w:w="882" w:type="pct"/>
+      </w:tr>
+      <w:tr>
+        <w:trPr>
+          <w:jc w:val="center"/>
+        </w:trPr>
+        <w:tc>
+          <w:tcPr>
+            <w:tcW w:w="1304" w:type="pct"/>
           </w:tcPr>
           <w:p>
             <w:pPr>
@@ -26034,7 +27962,7 @@
         </w:tc>
         <w:tc>
           <w:tcPr>
-            <w:tcW w:w="2500" w:type="pct"/>
+            <w:tcW w:w="3696" w:type="pct"/>
           </w:tcPr>
           <w:p>
             <w:pPr>
@@ -26048,30 +27976,14 @@
             </w:r>
           </w:p>
         </w:tc>
-        <w:tc>
-          <w:tcPr>
-            <w:tcW w:w="1618" w:type="pct"/>
-          </w:tcPr>
-          <w:p>
-            <w:pPr>
-              <w:spacing w:before="40" w:after="40"/>
-            </w:pPr>
-            <w:r>
-              <w:rPr>
-                <w:sz w:val="22"/>
-              </w:rPr>
-              <w:t>ql-thuc-don.html</w:t>
-            </w:r>
-          </w:p>
-        </w:tc>
-      </w:tr>
-      <w:tr>
-        <w:trPr>
-          <w:jc w:val="center"/>
-        </w:trPr>
-        <w:tc>
-          <w:tcPr>
-            <w:tcW w:w="882" w:type="pct"/>
+      </w:tr>
+      <w:tr>
+        <w:trPr>
+          <w:jc w:val="center"/>
+        </w:trPr>
+        <w:tc>
+          <w:tcPr>
+            <w:tcW w:w="1304" w:type="pct"/>
           </w:tcPr>
           <w:p>
             <w:pPr>
@@ -26089,7 +28001,7 @@
         </w:tc>
         <w:tc>
           <w:tcPr>
-            <w:tcW w:w="2500" w:type="pct"/>
+            <w:tcW w:w="3696" w:type="pct"/>
           </w:tcPr>
           <w:p>
             <w:pPr>
@@ -26103,30 +28015,14 @@
             </w:r>
           </w:p>
         </w:tc>
-        <w:tc>
-          <w:tcPr>
-            <w:tcW w:w="1618" w:type="pct"/>
-          </w:tcPr>
-          <w:p>
-            <w:pPr>
-              <w:spacing w:before="40" w:after="40"/>
-            </w:pPr>
-            <w:r>
-              <w:rPr>
-                <w:sz w:val="22"/>
-              </w:rPr>
-              <w:t>ql-ban.html</w:t>
-            </w:r>
-          </w:p>
-        </w:tc>
-      </w:tr>
-      <w:tr>
-        <w:trPr>
-          <w:jc w:val="center"/>
-        </w:trPr>
-        <w:tc>
-          <w:tcPr>
-            <w:tcW w:w="882" w:type="pct"/>
+      </w:tr>
+      <w:tr>
+        <w:trPr>
+          <w:jc w:val="center"/>
+        </w:trPr>
+        <w:tc>
+          <w:tcPr>
+            <w:tcW w:w="1304" w:type="pct"/>
           </w:tcPr>
           <w:p>
             <w:pPr>
@@ -26143,7 +28039,7 @@
         </w:tc>
         <w:tc>
           <w:tcPr>
-            <w:tcW w:w="2500" w:type="pct"/>
+            <w:tcW w:w="3696" w:type="pct"/>
           </w:tcPr>
           <w:p>
             <w:pPr>
@@ -26157,30 +28053,14 @@
             </w:r>
           </w:p>
         </w:tc>
-        <w:tc>
-          <w:tcPr>
-            <w:tcW w:w="1618" w:type="pct"/>
-          </w:tcPr>
-          <w:p>
-            <w:pPr>
-              <w:spacing w:before="40" w:after="40"/>
-            </w:pPr>
-            <w:r>
-              <w:rPr>
-                <w:sz w:val="22"/>
-              </w:rPr>
-              <w:t>ql-tai-khoan.html</w:t>
-            </w:r>
-          </w:p>
-        </w:tc>
-      </w:tr>
-      <w:tr>
-        <w:trPr>
-          <w:jc w:val="center"/>
-        </w:trPr>
-        <w:tc>
-          <w:tcPr>
-            <w:tcW w:w="882" w:type="pct"/>
+      </w:tr>
+      <w:tr>
+        <w:trPr>
+          <w:jc w:val="center"/>
+        </w:trPr>
+        <w:tc>
+          <w:tcPr>
+            <w:tcW w:w="1304" w:type="pct"/>
           </w:tcPr>
           <w:p>
             <w:pPr>
@@ -26197,7 +28077,7 @@
         </w:tc>
         <w:tc>
           <w:tcPr>
-            <w:tcW w:w="2500" w:type="pct"/>
+            <w:tcW w:w="3696" w:type="pct"/>
           </w:tcPr>
           <w:p>
             <w:pPr>
@@ -26208,22 +28088,6 @@
                 <w:sz w:val="22"/>
               </w:rPr>
               <w:t>Báo cáo tổng hợp (Dashboard)</w:t>
-            </w:r>
-          </w:p>
-        </w:tc>
-        <w:tc>
-          <w:tcPr>
-            <w:tcW w:w="1618" w:type="pct"/>
-          </w:tcPr>
-          <w:p>
-            <w:pPr>
-              <w:spacing w:before="40" w:after="40"/>
-            </w:pPr>
-            <w:r>
-              <w:rPr>
-                <w:sz w:val="22"/>
-              </w:rPr>
-              <w:t>ql-dashboard.html</w:t>
             </w:r>
           </w:p>
         </w:tc>
@@ -27376,6 +29240,9 @@
         <w:gridCol w:w="2578"/>
       </w:tblGrid>
       <w:tr>
+        <w:trPr>
+          <w:jc w:val="center"/>
+        </w:trPr>
         <w:tc>
           <w:tcPr>
             <w:tcW w:w="0" w:type="auto"/>
@@ -27411,6 +29278,9 @@
         </w:tc>
       </w:tr>
       <w:tr>
+        <w:trPr>
+          <w:jc w:val="center"/>
+        </w:trPr>
         <w:tc>
           <w:tcPr>
             <w:tcW w:w="0" w:type="auto"/>
@@ -27446,6 +29316,9 @@
         </w:tc>
       </w:tr>
       <w:tr>
+        <w:trPr>
+          <w:jc w:val="center"/>
+        </w:trPr>
         <w:tc>
           <w:tcPr>
             <w:tcW w:w="0" w:type="auto"/>
@@ -27487,6 +29360,9 @@
         </w:tc>
       </w:tr>
       <w:tr>
+        <w:trPr>
+          <w:jc w:val="center"/>
+        </w:trPr>
         <w:tc>
           <w:tcPr>
             <w:tcW w:w="0" w:type="auto"/>
@@ -27522,6 +29398,9 @@
         </w:tc>
       </w:tr>
       <w:tr>
+        <w:trPr>
+          <w:jc w:val="center"/>
+        </w:trPr>
         <w:tc>
           <w:tcPr>
             <w:tcW w:w="0" w:type="auto"/>
@@ -27883,6 +29762,7 @@
         <w:jc w:val="both"/>
       </w:pPr>
       <w:r>
+        <w:lastRenderedPageBreak/>
         <w:t>Thuật toán: (1) đọc danh sách bàn; (2) hiển thị cho Phục vụ chọn; (3) nhận thông tin đặt bàn; (4) kiểm tra PV_QĐ1 — thời gian trong giờ hoạt động, số người ≤ sức chứa; (5) nếu vi phạm thì báo lỗi và nhập lại; (6) nếu hợp lệ thì phát sinh mã đặt bàn, ghi vào CSDL và cập nhật bàn → “Đã đặt”; (7) hiển thị thông báo thành công kèm mã đặt bàn.</w:t>
       </w:r>
     </w:p>
@@ -27913,6 +29793,9 @@
         <w:gridCol w:w="2578"/>
       </w:tblGrid>
       <w:tr>
+        <w:trPr>
+          <w:jc w:val="center"/>
+        </w:trPr>
         <w:tc>
           <w:tcPr>
             <w:tcW w:w="0" w:type="auto"/>
@@ -27948,6 +29831,9 @@
         </w:tc>
       </w:tr>
       <w:tr>
+        <w:trPr>
+          <w:jc w:val="center"/>
+        </w:trPr>
         <w:tc>
           <w:tcPr>
             <w:tcW w:w="0" w:type="auto"/>
@@ -27983,6 +29869,9 @@
         </w:tc>
       </w:tr>
       <w:tr>
+        <w:trPr>
+          <w:jc w:val="center"/>
+        </w:trPr>
         <w:tc>
           <w:tcPr>
             <w:tcW w:w="0" w:type="auto"/>
@@ -28024,6 +29913,9 @@
         </w:tc>
       </w:tr>
       <w:tr>
+        <w:trPr>
+          <w:jc w:val="center"/>
+        </w:trPr>
         <w:tc>
           <w:tcPr>
             <w:tcW w:w="0" w:type="auto"/>
@@ -28059,6 +29951,9 @@
         </w:tc>
       </w:tr>
       <w:tr>
+        <w:trPr>
+          <w:jc w:val="center"/>
+        </w:trPr>
         <w:tc>
           <w:tcPr>
             <w:tcW w:w="0" w:type="auto"/>
@@ -28450,6 +30345,9 @@
         <w:gridCol w:w="2578"/>
       </w:tblGrid>
       <w:tr>
+        <w:trPr>
+          <w:jc w:val="center"/>
+        </w:trPr>
         <w:tc>
           <w:tcPr>
             <w:tcW w:w="0" w:type="auto"/>
@@ -28485,6 +30383,9 @@
         </w:tc>
       </w:tr>
       <w:tr>
+        <w:trPr>
+          <w:jc w:val="center"/>
+        </w:trPr>
         <w:tc>
           <w:tcPr>
             <w:tcW w:w="0" w:type="auto"/>
@@ -28520,6 +30421,9 @@
         </w:tc>
       </w:tr>
       <w:tr>
+        <w:trPr>
+          <w:jc w:val="center"/>
+        </w:trPr>
         <w:tc>
           <w:tcPr>
             <w:tcW w:w="0" w:type="auto"/>
@@ -28529,6 +30433,7 @@
               <w:jc w:val="center"/>
             </w:pPr>
             <w:r>
+              <w:lastRenderedPageBreak/>
               <w:t>Thiết bị nhập → D2 →</w:t>
             </w:r>
           </w:p>
@@ -28561,6 +30466,9 @@
         </w:tc>
       </w:tr>
       <w:tr>
+        <w:trPr>
+          <w:jc w:val="center"/>
+        </w:trPr>
         <w:tc>
           <w:tcPr>
             <w:tcW w:w="0" w:type="auto"/>
@@ -28596,6 +30504,9 @@
         </w:tc>
       </w:tr>
       <w:tr>
+        <w:trPr>
+          <w:jc w:val="center"/>
+        </w:trPr>
         <w:tc>
           <w:tcPr>
             <w:tcW w:w="0" w:type="auto"/>
@@ -28987,6 +30898,9 @@
         <w:gridCol w:w="2578"/>
       </w:tblGrid>
       <w:tr>
+        <w:trPr>
+          <w:jc w:val="center"/>
+        </w:trPr>
         <w:tc>
           <w:tcPr>
             <w:tcW w:w="0" w:type="auto"/>
@@ -29022,6 +30936,9 @@
         </w:tc>
       </w:tr>
       <w:tr>
+        <w:trPr>
+          <w:jc w:val="center"/>
+        </w:trPr>
         <w:tc>
           <w:tcPr>
             <w:tcW w:w="0" w:type="auto"/>
@@ -29057,6 +30974,9 @@
         </w:tc>
       </w:tr>
       <w:tr>
+        <w:trPr>
+          <w:jc w:val="center"/>
+        </w:trPr>
         <w:tc>
           <w:tcPr>
             <w:tcW w:w="0" w:type="auto"/>
@@ -29098,6 +31018,9 @@
         </w:tc>
       </w:tr>
       <w:tr>
+        <w:trPr>
+          <w:jc w:val="center"/>
+        </w:trPr>
         <w:tc>
           <w:tcPr>
             <w:tcW w:w="0" w:type="auto"/>
@@ -29133,6 +31056,9 @@
         </w:tc>
       </w:tr>
       <w:tr>
+        <w:trPr>
+          <w:jc w:val="center"/>
+        </w:trPr>
         <w:tc>
           <w:tcPr>
             <w:tcW w:w="0" w:type="auto"/>
@@ -29305,6 +31231,7 @@
               <w:rPr>
                 <w:sz w:val="22"/>
               </w:rPr>
+              <w:lastRenderedPageBreak/>
               <w:t>D2</w:t>
             </w:r>
           </w:p>
@@ -29524,6 +31451,9 @@
         <w:gridCol w:w="2578"/>
       </w:tblGrid>
       <w:tr>
+        <w:trPr>
+          <w:jc w:val="center"/>
+        </w:trPr>
         <w:tc>
           <w:tcPr>
             <w:tcW w:w="0" w:type="auto"/>
@@ -29559,6 +31489,9 @@
         </w:tc>
       </w:tr>
       <w:tr>
+        <w:trPr>
+          <w:jc w:val="center"/>
+        </w:trPr>
         <w:tc>
           <w:tcPr>
             <w:tcW w:w="0" w:type="auto"/>
@@ -29594,6 +31527,9 @@
         </w:tc>
       </w:tr>
       <w:tr>
+        <w:trPr>
+          <w:jc w:val="center"/>
+        </w:trPr>
         <w:tc>
           <w:tcPr>
             <w:tcW w:w="0" w:type="auto"/>
@@ -29635,6 +31571,9 @@
         </w:tc>
       </w:tr>
       <w:tr>
+        <w:trPr>
+          <w:jc w:val="center"/>
+        </w:trPr>
         <w:tc>
           <w:tcPr>
             <w:tcW w:w="0" w:type="auto"/>
@@ -29670,6 +31609,9 @@
         </w:tc>
       </w:tr>
       <w:tr>
+        <w:trPr>
+          <w:jc w:val="center"/>
+        </w:trPr>
         <w:tc>
           <w:tcPr>
             <w:tcW w:w="0" w:type="auto"/>
@@ -29820,7 +31762,69 @@
               <w:rPr>
                 <w:sz w:val="22"/>
               </w:rPr>
-              <w:t>Bàn số cần thanh toán; hình thức thanh toán (tiền mặt/chuyển khoản); tiền khách đưa (bắt buộc khi tiền mặt); mã/ảnh xác nhận giao dịch (tùy chọn khi chuyển khoản).</w:t>
+              <w:t xml:space="preserve">Bàn số cần thanh toán; hình thức thanh toán (tiền mặt/chuyển khoản); tiền khách đưa (bắt </w:t>
+            </w:r>
+            <w:proofErr w:type="spellStart"/>
+            <w:r>
+              <w:rPr>
+                <w:sz w:val="22"/>
+              </w:rPr>
+              <w:t>buộc</w:t>
+            </w:r>
+            <w:proofErr w:type="spellEnd"/>
+            <w:r>
+              <w:rPr>
+                <w:sz w:val="22"/>
+              </w:rPr>
+              <w:t xml:space="preserve"> </w:t>
+            </w:r>
+            <w:proofErr w:type="spellStart"/>
+            <w:r>
+              <w:rPr>
+                <w:sz w:val="22"/>
+              </w:rPr>
+              <w:t>khi</w:t>
+            </w:r>
+            <w:proofErr w:type="spellEnd"/>
+            <w:r>
+              <w:rPr>
+                <w:sz w:val="22"/>
+              </w:rPr>
+              <w:t xml:space="preserve"> </w:t>
+            </w:r>
+            <w:proofErr w:type="spellStart"/>
+            <w:r>
+              <w:rPr>
+                <w:sz w:val="22"/>
+              </w:rPr>
+              <w:t>tiền</w:t>
+            </w:r>
+            <w:proofErr w:type="spellEnd"/>
+            <w:r>
+              <w:rPr>
+                <w:sz w:val="22"/>
+              </w:rPr>
+              <w:t xml:space="preserve"> </w:t>
+            </w:r>
+            <w:proofErr w:type="spellStart"/>
+            <w:r>
+              <w:rPr>
+                <w:sz w:val="22"/>
+              </w:rPr>
+              <w:t>mặt</w:t>
+            </w:r>
+            <w:proofErr w:type="spellEnd"/>
+            <w:r>
+              <w:rPr>
+                <w:sz w:val="22"/>
+              </w:rPr>
+              <w:t>)</w:t>
+            </w:r>
+            <w:r>
+              <w:rPr>
+                <w:sz w:val="22"/>
+              </w:rPr>
+              <w:t>.</w:t>
             </w:r>
           </w:p>
         </w:tc>
@@ -30057,10 +32061,13 @@
       </w:tblPr>
       <w:tblGrid>
         <w:gridCol w:w="2636"/>
-        <w:gridCol w:w="3207"/>
+        <w:gridCol w:w="3245"/>
         <w:gridCol w:w="2578"/>
       </w:tblGrid>
       <w:tr>
+        <w:trPr>
+          <w:jc w:val="center"/>
+        </w:trPr>
         <w:tc>
           <w:tcPr>
             <w:tcW w:w="0" w:type="auto"/>
@@ -30096,6 +32103,9 @@
         </w:tc>
       </w:tr>
       <w:tr>
+        <w:trPr>
+          <w:jc w:val="center"/>
+        </w:trPr>
         <w:tc>
           <w:tcPr>
             <w:tcW w:w="0" w:type="auto"/>
@@ -30131,6 +32141,9 @@
         </w:tc>
       </w:tr>
       <w:tr>
+        <w:trPr>
+          <w:jc w:val="center"/>
+        </w:trPr>
         <w:tc>
           <w:tcPr>
             <w:tcW w:w="0" w:type="auto"/>
@@ -30172,6 +32185,9 @@
         </w:tc>
       </w:tr>
       <w:tr>
+        <w:trPr>
+          <w:jc w:val="center"/>
+        </w:trPr>
         <w:tc>
           <w:tcPr>
             <w:tcW w:w="0" w:type="auto"/>
@@ -30207,6 +32223,9 @@
         </w:tc>
       </w:tr>
       <w:tr>
+        <w:trPr>
+          <w:jc w:val="center"/>
+        </w:trPr>
         <w:tc>
           <w:tcPr>
             <w:tcW w:w="0" w:type="auto"/>
@@ -30598,6 +32617,9 @@
         <w:gridCol w:w="2578"/>
       </w:tblGrid>
       <w:tr>
+        <w:trPr>
+          <w:jc w:val="center"/>
+        </w:trPr>
         <w:tc>
           <w:tcPr>
             <w:tcW w:w="0" w:type="auto"/>
@@ -30633,6 +32655,9 @@
         </w:tc>
       </w:tr>
       <w:tr>
+        <w:trPr>
+          <w:jc w:val="center"/>
+        </w:trPr>
         <w:tc>
           <w:tcPr>
             <w:tcW w:w="0" w:type="auto"/>
@@ -30668,6 +32693,9 @@
         </w:tc>
       </w:tr>
       <w:tr>
+        <w:trPr>
+          <w:jc w:val="center"/>
+        </w:trPr>
         <w:tc>
           <w:tcPr>
             <w:tcW w:w="0" w:type="auto"/>
@@ -30709,6 +32737,9 @@
         </w:tc>
       </w:tr>
       <w:tr>
+        <w:trPr>
+          <w:jc w:val="center"/>
+        </w:trPr>
         <w:tc>
           <w:tcPr>
             <w:tcW w:w="0" w:type="auto"/>
@@ -30744,6 +32775,9 @@
         </w:tc>
       </w:tr>
       <w:tr>
+        <w:trPr>
+          <w:jc w:val="center"/>
+        </w:trPr>
         <w:tc>
           <w:tcPr>
             <w:tcW w:w="0" w:type="auto"/>
@@ -31135,6 +33169,9 @@
         <w:gridCol w:w="2578"/>
       </w:tblGrid>
       <w:tr>
+        <w:trPr>
+          <w:jc w:val="center"/>
+        </w:trPr>
         <w:tc>
           <w:tcPr>
             <w:tcW w:w="0" w:type="auto"/>
@@ -31170,6 +33207,9 @@
         </w:tc>
       </w:tr>
       <w:tr>
+        <w:trPr>
+          <w:jc w:val="center"/>
+        </w:trPr>
         <w:tc>
           <w:tcPr>
             <w:tcW w:w="0" w:type="auto"/>
@@ -31205,6 +33245,9 @@
         </w:tc>
       </w:tr>
       <w:tr>
+        <w:trPr>
+          <w:jc w:val="center"/>
+        </w:trPr>
         <w:tc>
           <w:tcPr>
             <w:tcW w:w="0" w:type="auto"/>
@@ -31246,6 +33289,9 @@
         </w:tc>
       </w:tr>
       <w:tr>
+        <w:trPr>
+          <w:jc w:val="center"/>
+        </w:trPr>
         <w:tc>
           <w:tcPr>
             <w:tcW w:w="0" w:type="auto"/>
@@ -31281,6 +33327,9 @@
         </w:tc>
       </w:tr>
       <w:tr>
+        <w:trPr>
+          <w:jc w:val="center"/>
+        </w:trPr>
         <w:tc>
           <w:tcPr>
             <w:tcW w:w="0" w:type="auto"/>
@@ -31509,7 +33558,14 @@
               <w:rPr>
                 <w:sz w:val="22"/>
               </w:rPr>
-              <w:t>Đọc từ CSDL: danh sách phiếu order “Chờ chế biến” (sắp theo FIFO), chi tiết từng phiếu (bàn, món, SL, ghi chú).</w:t>
+              <w:t xml:space="preserve">Đọc từ CSDL: danh sách phiếu order “Chờ chế biến” (sắp theo FIFO), chi tiết từng phiếu </w:t>
+            </w:r>
+            <w:r>
+              <w:rPr>
+                <w:sz w:val="22"/>
+              </w:rPr>
+              <w:lastRenderedPageBreak/>
+              <w:t>(bàn, món, SL, ghi chú).</w:t>
             </w:r>
           </w:p>
         </w:tc>
@@ -31531,6 +33587,7 @@
               <w:rPr>
                 <w:sz w:val="22"/>
               </w:rPr>
+              <w:lastRenderedPageBreak/>
               <w:t>D4</w:t>
             </w:r>
           </w:p>
@@ -31668,10 +33725,13 @@
       </w:tblPr>
       <w:tblGrid>
         <w:gridCol w:w="2636"/>
-        <w:gridCol w:w="3207"/>
+        <w:gridCol w:w="3390"/>
         <w:gridCol w:w="2578"/>
       </w:tblGrid>
       <w:tr>
+        <w:trPr>
+          <w:jc w:val="center"/>
+        </w:trPr>
         <w:tc>
           <w:tcPr>
             <w:tcW w:w="0" w:type="auto"/>
@@ -31707,6 +33767,9 @@
         </w:tc>
       </w:tr>
       <w:tr>
+        <w:trPr>
+          <w:jc w:val="center"/>
+        </w:trPr>
         <w:tc>
           <w:tcPr>
             <w:tcW w:w="0" w:type="auto"/>
@@ -31742,6 +33805,9 @@
         </w:tc>
       </w:tr>
       <w:tr>
+        <w:trPr>
+          <w:jc w:val="center"/>
+        </w:trPr>
         <w:tc>
           <w:tcPr>
             <w:tcW w:w="0" w:type="auto"/>
@@ -31783,6 +33849,9 @@
         </w:tc>
       </w:tr>
       <w:tr>
+        <w:trPr>
+          <w:jc w:val="center"/>
+        </w:trPr>
         <w:tc>
           <w:tcPr>
             <w:tcW w:w="0" w:type="auto"/>
@@ -31818,6 +33887,9 @@
         </w:tc>
       </w:tr>
       <w:tr>
+        <w:trPr>
+          <w:jc w:val="center"/>
+        </w:trPr>
         <w:tc>
           <w:tcPr>
             <w:tcW w:w="0" w:type="auto"/>
@@ -32193,6 +34265,7 @@
         <w:rPr>
           <w:rFonts w:ascii="Times New Roman" w:hAnsi="Times New Roman" w:cs="Times New Roman"/>
         </w:rPr>
+        <w:lastRenderedPageBreak/>
         <w:t>j) Lập phiếu nhập kho (Kho — Lưu trữ)</w:t>
       </w:r>
     </w:p>
@@ -32209,6 +34282,9 @@
         <w:gridCol w:w="2578"/>
       </w:tblGrid>
       <w:tr>
+        <w:trPr>
+          <w:jc w:val="center"/>
+        </w:trPr>
         <w:tc>
           <w:tcPr>
             <w:tcW w:w="0" w:type="auto"/>
@@ -32244,6 +34320,9 @@
         </w:tc>
       </w:tr>
       <w:tr>
+        <w:trPr>
+          <w:jc w:val="center"/>
+        </w:trPr>
         <w:tc>
           <w:tcPr>
             <w:tcW w:w="0" w:type="auto"/>
@@ -32279,6 +34358,9 @@
         </w:tc>
       </w:tr>
       <w:tr>
+        <w:trPr>
+          <w:jc w:val="center"/>
+        </w:trPr>
         <w:tc>
           <w:tcPr>
             <w:tcW w:w="0" w:type="auto"/>
@@ -32320,6 +34402,9 @@
         </w:tc>
       </w:tr>
       <w:tr>
+        <w:trPr>
+          <w:jc w:val="center"/>
+        </w:trPr>
         <w:tc>
           <w:tcPr>
             <w:tcW w:w="0" w:type="auto"/>
@@ -32355,6 +34440,9 @@
         </w:tc>
       </w:tr>
       <w:tr>
+        <w:trPr>
+          <w:jc w:val="center"/>
+        </w:trPr>
         <w:tc>
           <w:tcPr>
             <w:tcW w:w="0" w:type="auto"/>
@@ -32746,6 +34834,9 @@
         <w:gridCol w:w="2578"/>
       </w:tblGrid>
       <w:tr>
+        <w:trPr>
+          <w:jc w:val="center"/>
+        </w:trPr>
         <w:tc>
           <w:tcPr>
             <w:tcW w:w="0" w:type="auto"/>
@@ -32781,6 +34872,9 @@
         </w:tc>
       </w:tr>
       <w:tr>
+        <w:trPr>
+          <w:jc w:val="center"/>
+        </w:trPr>
         <w:tc>
           <w:tcPr>
             <w:tcW w:w="0" w:type="auto"/>
@@ -32816,6 +34910,9 @@
         </w:tc>
       </w:tr>
       <w:tr>
+        <w:trPr>
+          <w:jc w:val="center"/>
+        </w:trPr>
         <w:tc>
           <w:tcPr>
             <w:tcW w:w="0" w:type="auto"/>
@@ -32857,6 +34954,9 @@
         </w:tc>
       </w:tr>
       <w:tr>
+        <w:trPr>
+          <w:jc w:val="center"/>
+        </w:trPr>
         <w:tc>
           <w:tcPr>
             <w:tcW w:w="0" w:type="auto"/>
@@ -32892,6 +34992,9 @@
         </w:tc>
       </w:tr>
       <w:tr>
+        <w:trPr>
+          <w:jc w:val="center"/>
+        </w:trPr>
         <w:tc>
           <w:tcPr>
             <w:tcW w:w="0" w:type="auto"/>
@@ -33025,6 +35128,7 @@
               <w:rPr>
                 <w:sz w:val="22"/>
               </w:rPr>
+              <w:lastRenderedPageBreak/>
               <w:t>D1</w:t>
             </w:r>
           </w:p>
@@ -33042,7 +35146,21 @@
               <w:rPr>
                 <w:sz w:val="22"/>
               </w:rPr>
-              <w:t>Ngày xuất, danh sách NVL (tên, ĐVT, SL, đơn giá), ghi chú theo K_BM2.</w:t>
+              <w:t>Ngày xuất, danh sách NVL (</w:t>
+            </w:r>
+            <w:proofErr w:type="spellStart"/>
+            <w:r>
+              <w:rPr>
+                <w:sz w:val="22"/>
+              </w:rPr>
+              <w:t>tên</w:t>
+            </w:r>
+            <w:proofErr w:type="spellEnd"/>
+            <w:r>
+              <w:rPr>
+                <w:sz w:val="22"/>
+              </w:rPr>
+              <w:t>, SL, đơn giá), ghi chú theo K_BM2.</w:t>
             </w:r>
           </w:p>
         </w:tc>
@@ -33283,6 +35401,9 @@
         <w:gridCol w:w="2578"/>
       </w:tblGrid>
       <w:tr>
+        <w:trPr>
+          <w:jc w:val="center"/>
+        </w:trPr>
         <w:tc>
           <w:tcPr>
             <w:tcW w:w="0" w:type="auto"/>
@@ -33318,6 +35439,9 @@
         </w:tc>
       </w:tr>
       <w:tr>
+        <w:trPr>
+          <w:jc w:val="center"/>
+        </w:trPr>
         <w:tc>
           <w:tcPr>
             <w:tcW w:w="0" w:type="auto"/>
@@ -33353,6 +35477,9 @@
         </w:tc>
       </w:tr>
       <w:tr>
+        <w:trPr>
+          <w:jc w:val="center"/>
+        </w:trPr>
         <w:tc>
           <w:tcPr>
             <w:tcW w:w="0" w:type="auto"/>
@@ -33394,6 +35521,9 @@
         </w:tc>
       </w:tr>
       <w:tr>
+        <w:trPr>
+          <w:jc w:val="center"/>
+        </w:trPr>
         <w:tc>
           <w:tcPr>
             <w:tcW w:w="0" w:type="auto"/>
@@ -33429,6 +35559,9 @@
         </w:tc>
       </w:tr>
       <w:tr>
+        <w:trPr>
+          <w:jc w:val="center"/>
+        </w:trPr>
         <w:tc>
           <w:tcPr>
             <w:tcW w:w="0" w:type="auto"/>
@@ -33790,6 +35923,7 @@
         <w:jc w:val="both"/>
       </w:pPr>
       <w:r>
+        <w:lastRenderedPageBreak/>
         <w:t>Thuật toán: (1) nhận kỳ báo cáo; (2) kiểm tra ngày bắt đầu ≤ ngày kết thúc; (3) tính tồn đầu, tổng nhập, tổng xuất từng NVL; (4) tính tồn cuối = tồn đầu + nhập − xuất; (5) hiển thị K_BM3; (6) in nếu có yêu cầu.</w:t>
       </w:r>
     </w:p>
@@ -33820,6 +35954,9 @@
         <w:gridCol w:w="2578"/>
       </w:tblGrid>
       <w:tr>
+        <w:trPr>
+          <w:jc w:val="center"/>
+        </w:trPr>
         <w:tc>
           <w:tcPr>
             <w:tcW w:w="0" w:type="auto"/>
@@ -33855,6 +35992,9 @@
         </w:tc>
       </w:tr>
       <w:tr>
+        <w:trPr>
+          <w:jc w:val="center"/>
+        </w:trPr>
         <w:tc>
           <w:tcPr>
             <w:tcW w:w="0" w:type="auto"/>
@@ -33890,6 +36030,9 @@
         </w:tc>
       </w:tr>
       <w:tr>
+        <w:trPr>
+          <w:jc w:val="center"/>
+        </w:trPr>
         <w:tc>
           <w:tcPr>
             <w:tcW w:w="0" w:type="auto"/>
@@ -33931,6 +36074,9 @@
         </w:tc>
       </w:tr>
       <w:tr>
+        <w:trPr>
+          <w:jc w:val="center"/>
+        </w:trPr>
         <w:tc>
           <w:tcPr>
             <w:tcW w:w="0" w:type="auto"/>
@@ -33966,6 +36112,9 @@
         </w:tc>
       </w:tr>
       <w:tr>
+        <w:trPr>
+          <w:jc w:val="center"/>
+        </w:trPr>
         <w:tc>
           <w:tcPr>
             <w:tcW w:w="0" w:type="auto"/>
@@ -34357,6 +36506,9 @@
         <w:gridCol w:w="2578"/>
       </w:tblGrid>
       <w:tr>
+        <w:trPr>
+          <w:jc w:val="center"/>
+        </w:trPr>
         <w:tc>
           <w:tcPr>
             <w:tcW w:w="0" w:type="auto"/>
@@ -34392,6 +36544,9 @@
         </w:tc>
       </w:tr>
       <w:tr>
+        <w:trPr>
+          <w:jc w:val="center"/>
+        </w:trPr>
         <w:tc>
           <w:tcPr>
             <w:tcW w:w="0" w:type="auto"/>
@@ -34427,6 +36582,9 @@
         </w:tc>
       </w:tr>
       <w:tr>
+        <w:trPr>
+          <w:jc w:val="center"/>
+        </w:trPr>
         <w:tc>
           <w:tcPr>
             <w:tcW w:w="0" w:type="auto"/>
@@ -34468,6 +36626,9 @@
         </w:tc>
       </w:tr>
       <w:tr>
+        <w:trPr>
+          <w:jc w:val="center"/>
+        </w:trPr>
         <w:tc>
           <w:tcPr>
             <w:tcW w:w="0" w:type="auto"/>
@@ -34503,6 +36664,9 @@
         </w:tc>
       </w:tr>
       <w:tr>
+        <w:trPr>
+          <w:jc w:val="center"/>
+        </w:trPr>
         <w:tc>
           <w:tcPr>
             <w:tcW w:w="0" w:type="auto"/>
@@ -34595,6 +36759,7 @@
                 <w:b/>
                 <w:sz w:val="22"/>
               </w:rPr>
+              <w:lastRenderedPageBreak/>
               <w:t>Ký hiệu</w:t>
             </w:r>
           </w:p>
@@ -34894,6 +37059,9 @@
         <w:gridCol w:w="2578"/>
       </w:tblGrid>
       <w:tr>
+        <w:trPr>
+          <w:jc w:val="center"/>
+        </w:trPr>
         <w:tc>
           <w:tcPr>
             <w:tcW w:w="0" w:type="auto"/>
@@ -34929,6 +37097,9 @@
         </w:tc>
       </w:tr>
       <w:tr>
+        <w:trPr>
+          <w:jc w:val="center"/>
+        </w:trPr>
         <w:tc>
           <w:tcPr>
             <w:tcW w:w="0" w:type="auto"/>
@@ -34964,6 +37135,9 @@
         </w:tc>
       </w:tr>
       <w:tr>
+        <w:trPr>
+          <w:jc w:val="center"/>
+        </w:trPr>
         <w:tc>
           <w:tcPr>
             <w:tcW w:w="0" w:type="auto"/>
@@ -35005,6 +37179,9 @@
         </w:tc>
       </w:tr>
       <w:tr>
+        <w:trPr>
+          <w:jc w:val="center"/>
+        </w:trPr>
         <w:tc>
           <w:tcPr>
             <w:tcW w:w="0" w:type="auto"/>
@@ -35040,6 +37217,9 @@
         </w:tc>
       </w:tr>
       <w:tr>
+        <w:trPr>
+          <w:jc w:val="center"/>
+        </w:trPr>
         <w:tc>
           <w:tcPr>
             <w:tcW w:w="0" w:type="auto"/>
@@ -35401,7 +37581,11 @@
         <w:jc w:val="both"/>
       </w:pPr>
       <w:r>
-        <w:t>Thuật toán: (1) đọc danh sách thực đơn; (2) hiển thị bảng QL_BM1 và nút chức năng; (3) nhận thao tác thêm/sửa/xóa; (4) kiểm tra tên không trùng (khi thêm), đơn giá &amp;gt; 0, loại món hợp lệ; (5) nếu vi phạm thì báo lỗi; (6) ghi CSDL; (7) hiển thị kết quả, cập nhật danh sách.</w:t>
+        <w:t xml:space="preserve">Thuật toán: (1) đọc danh sách thực đơn; (2) hiển thị bảng QL_BM1 và nút chức năng; (3) nhận thao tác thêm/sửa/xóa; (4) kiểm tra tên không trùng (khi thêm), đơn giá &amp;gt; </w:t>
+      </w:r>
+      <w:r>
+        <w:lastRenderedPageBreak/>
+        <w:t>0, loại món hợp lệ; (5) nếu vi phạm thì báo lỗi; (6) ghi CSDL; (7) hiển thị kết quả, cập nhật danh sách.</w:t>
       </w:r>
     </w:p>
     <w:p>
@@ -35431,6 +37615,9 @@
         <w:gridCol w:w="2578"/>
       </w:tblGrid>
       <w:tr>
+        <w:trPr>
+          <w:jc w:val="center"/>
+        </w:trPr>
         <w:tc>
           <w:tcPr>
             <w:tcW w:w="0" w:type="auto"/>
@@ -35466,6 +37653,9 @@
         </w:tc>
       </w:tr>
       <w:tr>
+        <w:trPr>
+          <w:jc w:val="center"/>
+        </w:trPr>
         <w:tc>
           <w:tcPr>
             <w:tcW w:w="0" w:type="auto"/>
@@ -35501,6 +37691,9 @@
         </w:tc>
       </w:tr>
       <w:tr>
+        <w:trPr>
+          <w:jc w:val="center"/>
+        </w:trPr>
         <w:tc>
           <w:tcPr>
             <w:tcW w:w="0" w:type="auto"/>
@@ -35542,6 +37735,9 @@
         </w:tc>
       </w:tr>
       <w:tr>
+        <w:trPr>
+          <w:jc w:val="center"/>
+        </w:trPr>
         <w:tc>
           <w:tcPr>
             <w:tcW w:w="0" w:type="auto"/>
@@ -35577,6 +37773,9 @@
         </w:tc>
       </w:tr>
       <w:tr>
+        <w:trPr>
+          <w:jc w:val="center"/>
+        </w:trPr>
         <w:tc>
           <w:tcPr>
             <w:tcW w:w="0" w:type="auto"/>
@@ -35968,6 +38167,9 @@
         <w:gridCol w:w="2578"/>
       </w:tblGrid>
       <w:tr>
+        <w:trPr>
+          <w:jc w:val="center"/>
+        </w:trPr>
         <w:tc>
           <w:tcPr>
             <w:tcW w:w="0" w:type="auto"/>
@@ -36003,6 +38205,9 @@
         </w:tc>
       </w:tr>
       <w:tr>
+        <w:trPr>
+          <w:jc w:val="center"/>
+        </w:trPr>
         <w:tc>
           <w:tcPr>
             <w:tcW w:w="0" w:type="auto"/>
@@ -36038,6 +38243,9 @@
         </w:tc>
       </w:tr>
       <w:tr>
+        <w:trPr>
+          <w:jc w:val="center"/>
+        </w:trPr>
         <w:tc>
           <w:tcPr>
             <w:tcW w:w="0" w:type="auto"/>
@@ -36079,6 +38287,9 @@
         </w:tc>
       </w:tr>
       <w:tr>
+        <w:trPr>
+          <w:jc w:val="center"/>
+        </w:trPr>
         <w:tc>
           <w:tcPr>
             <w:tcW w:w="0" w:type="auto"/>
@@ -36114,6 +38325,9 @@
         </w:tc>
       </w:tr>
       <w:tr>
+        <w:trPr>
+          <w:jc w:val="center"/>
+        </w:trPr>
         <w:tc>
           <w:tcPr>
             <w:tcW w:w="0" w:type="auto"/>
@@ -36206,6 +38420,7 @@
                 <w:b/>
                 <w:sz w:val="22"/>
               </w:rPr>
+              <w:lastRenderedPageBreak/>
               <w:t>Ký hiệu</w:t>
             </w:r>
           </w:p>
@@ -36505,6 +38720,9 @@
         <w:gridCol w:w="2578"/>
       </w:tblGrid>
       <w:tr>
+        <w:trPr>
+          <w:jc w:val="center"/>
+        </w:trPr>
         <w:tc>
           <w:tcPr>
             <w:tcW w:w="0" w:type="auto"/>
@@ -36540,6 +38758,9 @@
         </w:tc>
       </w:tr>
       <w:tr>
+        <w:trPr>
+          <w:jc w:val="center"/>
+        </w:trPr>
         <w:tc>
           <w:tcPr>
             <w:tcW w:w="0" w:type="auto"/>
@@ -36575,6 +38796,9 @@
         </w:tc>
       </w:tr>
       <w:tr>
+        <w:trPr>
+          <w:jc w:val="center"/>
+        </w:trPr>
         <w:tc>
           <w:tcPr>
             <w:tcW w:w="0" w:type="auto"/>
@@ -36616,6 +38840,9 @@
         </w:tc>
       </w:tr>
       <w:tr>
+        <w:trPr>
+          <w:jc w:val="center"/>
+        </w:trPr>
         <w:tc>
           <w:tcPr>
             <w:tcW w:w="0" w:type="auto"/>
@@ -36651,6 +38878,9 @@
         </w:tc>
       </w:tr>
       <w:tr>
+        <w:trPr>
+          <w:jc w:val="center"/>
+        </w:trPr>
         <w:tc>
           <w:tcPr>
             <w:tcW w:w="0" w:type="auto"/>
@@ -37012,6 +39242,7 @@
         <w:jc w:val="both"/>
       </w:pPr>
       <w:r>
+        <w:lastRenderedPageBreak/>
         <w:t>Thuật toán: (1) nhận kỳ báo cáo và các mục; (2) kiểm tra ngày bắt đầu ≤ ngày kết thúc; (3) tổng hợp doanh thu theo ngày và hình thức TT; (4) tổng hợp top món bán chạy (giảm dần, lấy top N); (5) lọc NVL có tồn ≤ định mức tối thiểu; (6) hiển thị QL_BM4 đủ 3 phần; (7) in nếu yêu cầu.</w:t>
       </w:r>
     </w:p>
@@ -37038,10 +39269,13 @@
       </w:tblPr>
       <w:tblGrid>
         <w:gridCol w:w="2636"/>
-        <w:gridCol w:w="3207"/>
+        <w:gridCol w:w="3289"/>
         <w:gridCol w:w="2578"/>
       </w:tblGrid>
       <w:tr>
+        <w:trPr>
+          <w:jc w:val="center"/>
+        </w:trPr>
         <w:tc>
           <w:tcPr>
             <w:tcW w:w="0" w:type="auto"/>
@@ -37077,6 +39311,9 @@
         </w:tc>
       </w:tr>
       <w:tr>
+        <w:trPr>
+          <w:jc w:val="center"/>
+        </w:trPr>
         <w:tc>
           <w:tcPr>
             <w:tcW w:w="0" w:type="auto"/>
@@ -37112,6 +39349,9 @@
         </w:tc>
       </w:tr>
       <w:tr>
+        <w:trPr>
+          <w:jc w:val="center"/>
+        </w:trPr>
         <w:tc>
           <w:tcPr>
             <w:tcW w:w="0" w:type="auto"/>
@@ -37153,6 +39393,9 @@
         </w:tc>
       </w:tr>
       <w:tr>
+        <w:trPr>
+          <w:jc w:val="center"/>
+        </w:trPr>
         <w:tc>
           <w:tcPr>
             <w:tcW w:w="0" w:type="auto"/>
@@ -37188,6 +39431,9 @@
         </w:tc>
       </w:tr>
       <w:tr>
+        <w:trPr>
+          <w:jc w:val="center"/>
+        </w:trPr>
         <w:tc>
           <w:tcPr>
             <w:tcW w:w="0" w:type="auto"/>
@@ -37565,6 +39811,7 @@
         <w:rPr>
           <w:rFonts w:ascii="Times New Roman" w:hAnsi="Times New Roman" w:cs="Times New Roman"/>
         </w:rPr>
+        <w:lastRenderedPageBreak/>
         <w:t>1.6.3. Giả mã các hàm nghiệp vụ lõi</w:t>
       </w:r>
       <w:bookmarkEnd w:id="82"/>
@@ -38050,7 +40297,6 @@
           <w:rFonts w:ascii="Consolas" w:hAnsi="Consolas"/>
           <w:sz w:val="18"/>
         </w:rPr>
-        <w:lastRenderedPageBreak/>
         <w:t xml:space="preserve">        VỚI MỖI nhom TRONG GộpTheo(dong, MonAnID): repo.Them('ChiTietHoaDon', { …snapshot… })</w:t>
       </w:r>
     </w:p>
@@ -38185,6 +40431,7 @@
           <w:rFonts w:ascii="Consolas" w:hAnsi="Consolas"/>
           <w:sz w:val="18"/>
         </w:rPr>
+        <w:lastRenderedPageBreak/>
         <w:t xml:space="preserve">        VỚI MỖI ct TRONG dl.ChiTiet:</w:t>
       </w:r>
     </w:p>
@@ -38995,7 +41242,6 @@
         <w:rPr>
           <w:rFonts w:ascii="Times New Roman" w:hAnsi="Times New Roman" w:cs="Times New Roman"/>
         </w:rPr>
-        <w:lastRenderedPageBreak/>
         <w:t>1.7.2. Cấu trúc mã nguồn</w:t>
       </w:r>
       <w:bookmarkEnd w:id="88"/>
@@ -39097,6 +41343,7 @@
           <w:rFonts w:ascii="Consolas" w:hAnsi="Consolas"/>
           <w:sz w:val="18"/>
         </w:rPr>
+        <w:lastRenderedPageBreak/>
         <w:t xml:space="preserve">  app.js, server.js</w:t>
       </w:r>
     </w:p>
@@ -39499,7 +41746,6 @@
               <w:rPr>
                 <w:sz w:val="22"/>
               </w:rPr>
-              <w:lastRenderedPageBreak/>
               <w:t>phucvu1</w:t>
             </w:r>
           </w:p>
@@ -39715,6 +41961,7 @@
         <w:rPr>
           <w:rFonts w:ascii="Times New Roman" w:hAnsi="Times New Roman" w:cs="Times New Roman"/>
         </w:rPr>
+        <w:lastRenderedPageBreak/>
         <w:t>1.7.5. Tổng quan API</w:t>
       </w:r>
       <w:bookmarkEnd w:id="94"/>
@@ -41376,6 +43623,7 @@
   <w:style w:type="character" w:default="1" w:styleId="DefaultParagraphFont">
     <w:name w:val="Default Paragraph Font"/>
     <w:uiPriority w:val="1"/>
+    <w:semiHidden/>
     <w:unhideWhenUsed/>
   </w:style>
   <w:style w:type="table" w:default="1" w:styleId="TableNormal">
